--- a/docs/downloads/منوعات/تم/doc_0708.docx
+++ b/docs/downloads/منوعات/تم/doc_0708.docx
@@ -1,10 +1,15 @@
 
 <file path=word/document.xml><?xml version="1.0" encoding="utf-8"?>
-<w:document xmlns:wpc="http://schemas.microsoft.com/office/word/2010/wordprocessingCanvas" xmlns:cx="http://schemas.microsoft.com/office/drawing/2014/chartex" xmlns:cx1="http://schemas.microsoft.com/office/drawing/2015/9/8/chartex" xmlns:cx2="http://schemas.microsoft.com/office/drawing/2015/10/21/chartex" xmlns:cx3="http://schemas.microsoft.com/office/drawing/2016/5/9/chartex" xmlns:cx4="http://schemas.microsoft.com/office/drawing/2016/5/10/chartex" xmlns:cx5="http://schemas.microsoft.com/office/drawing/2016/5/11/chartex" xmlns:cx6="http://schemas.microsoft.com/office/drawing/2016/5/12/chartex" xmlns:cx7="http://schemas.microsoft.com/office/drawing/2016/5/13/chartex" xmlns:cx8="http://schemas.microsoft.com/office/drawing/2016/5/14/chartex" xmlns:mc="http://schemas.openxmlformats.org/markup-compatibility/2006" xmlns:aink="http://schemas.microsoft.com/office/drawing/2016/ink" xmlns:am3d="http://schemas.microsoft.com/office/drawing/2017/model3d" xmlns:o="urn:schemas-microsoft-com:office:office" xmlns:oel="http://schemas.microsoft.com/office/2019/extlst" xmlns:r="http://schemas.openxmlformats.org/officeDocument/2006/relationships" xmlns:m="http://schemas.openxmlformats.org/officeDocument/2006/math" xmlns:v="urn:schemas-microsoft-com:vml" xmlns:wp14="http://schemas.microsoft.com/office/word/2010/wordprocessingDrawing" xmlns:wp="http://schemas.openxmlformats.org/drawingml/2006/wordprocessingDrawing" xmlns:w10="urn:schemas-microsoft-com:office:word" xmlns:w="http://schemas.openxmlformats.org/wordprocessingml/2006/main" xmlns:w14="http://schemas.microsoft.com/office/word/2010/wordml" xmlns:w15="http://schemas.microsoft.com/office/word/2012/wordml" xmlns:w16cex="http://schemas.microsoft.com/office/word/2018/wordml/cex" xmlns:w16cid="http://schemas.microsoft.com/office/word/2016/wordml/cid" xmlns:w16="http://schemas.microsoft.com/office/word/2018/wordml" xmlns:w16sdtdh="http://schemas.microsoft.com/office/word/2020/wordml/sdtdatahash" xmlns:w16se="http://schemas.microsoft.com/office/word/2015/wordml/symex" xmlns:wpg="http://schemas.microsoft.com/office/word/2010/wordprocessingGroup" xmlns:wpi="http://schemas.microsoft.com/office/word/2010/wordprocessingInk" xmlns:wne="http://schemas.microsoft.com/office/word/2006/wordml" xmlns:wps="http://schemas.microsoft.com/office/word/2010/wordprocessingShape" mc:Ignorable="w14 w15 w16se w16cid w16 w16cex w16sdtdh wp14">
+<w:document xmlns:wpc="http://schemas.microsoft.com/office/word/2010/wordprocessingCanvas" xmlns:cx="http://schemas.microsoft.com/office/drawing/2014/chartex" xmlns:cx1="http://schemas.microsoft.com/office/drawing/2015/9/8/chartex" xmlns:cx2="http://schemas.microsoft.com/office/drawing/2015/10/21/chartex" xmlns:cx3="http://schemas.microsoft.com/office/drawing/2016/5/9/chartex" xmlns:cx4="http://schemas.microsoft.com/office/drawing/2016/5/10/chartex" xmlns:cx5="http://schemas.microsoft.com/office/drawing/2016/5/11/chartex" xmlns:cx6="http://schemas.microsoft.com/office/drawing/2016/5/12/chartex" xmlns:cx7="http://schemas.microsoft.com/office/drawing/2016/5/13/chartex" xmlns:cx8="http://schemas.microsoft.com/office/drawing/2016/5/14/chartex" xmlns:mc="http://schemas.openxmlformats.org/markup-compatibility/2006" xmlns:aink="http://schemas.microsoft.com/office/drawing/2016/ink" xmlns:am3d="http://schemas.microsoft.com/office/drawing/2017/model3d" xmlns:o="urn:schemas-microsoft-com:office:office" xmlns:r="http://schemas.openxmlformats.org/officeDocument/2006/relationships" xmlns:m="http://schemas.openxmlformats.org/officeDocument/2006/math" xmlns:v="urn:schemas-microsoft-com:vml" xmlns:wp14="http://schemas.microsoft.com/office/word/2010/wordprocessingDrawing" xmlns:wp="http://schemas.openxmlformats.org/drawingml/2006/wordprocessingDrawing" xmlns:w10="urn:schemas-microsoft-com:office:word" xmlns:w="http://schemas.openxmlformats.org/wordprocessingml/2006/main" xmlns:w14="http://schemas.microsoft.com/office/word/2010/wordml" xmlns:w15="http://schemas.microsoft.com/office/word/2012/wordml" xmlns:w16cex="http://schemas.microsoft.com/office/word/2018/wordml/cex" xmlns:w16cid="http://schemas.microsoft.com/office/word/2016/wordml/cid" xmlns:w16="http://schemas.microsoft.com/office/word/2018/wordml" xmlns:w16se="http://schemas.microsoft.com/office/word/2015/wordml/symex" xmlns:wpg="http://schemas.microsoft.com/office/word/2010/wordprocessingGroup" xmlns:wpi="http://schemas.microsoft.com/office/word/2010/wordprocessingInk" xmlns:wne="http://schemas.microsoft.com/office/word/2006/wordml" xmlns:wps="http://schemas.microsoft.com/office/word/2010/wordprocessingShape" mc:Ignorable="w14 w15 w16se w16cid w16 w16cex wp14">
   <w:body>
     <w:p>
       <w:pPr>
-        <w:rPr>
+        <w:bidi/>
+        <w:jc w:val="both"/>
+        <w:rPr>
+          <w:rFonts w:ascii="Sakkal Majalla" w:hAnsi="Sakkal Majalla" w:cs="Sakkal Majalla"/>
+          <w:sz w:val="28"/>
+          <w:szCs w:val="28"/>
           <w:rtl/>
         </w:rPr>
       </w:pPr>
@@ -12,322 +17,263 @@
         <w:r>
           <w:rPr>
             <w:rStyle w:val="Hyperlink"/>
-            <w:rFonts w:hint="cs"/>
+            <w:rFonts w:ascii="Sakkal Majalla" w:hAnsi="Sakkal Majalla" w:cs="Sakkal Majalla" w:hint="cs"/>
+            <w:sz w:val="28"/>
+            <w:szCs w:val="28"/>
             <w:rtl/>
           </w:rPr>
-          <w:t>الصلاة – متى نصلي؟</w:t>
+          <w:t xml:space="preserve">الصليب يُعلن عن </w:t>
+        </w:r>
+        <w:r>
+          <w:rPr>
+            <w:rStyle w:val="Hyperlink"/>
+            <w:rFonts w:ascii="Sakkal Majalla" w:hAnsi="Sakkal Majalla" w:cs="Sakkal Majalla" w:hint="cs"/>
+            <w:sz w:val="28"/>
+            <w:szCs w:val="28"/>
+            <w:rtl/>
+          </w:rPr>
+          <w:t>م</w:t>
+        </w:r>
+        <w:r>
+          <w:rPr>
+            <w:rStyle w:val="Hyperlink"/>
+            <w:rFonts w:ascii="Sakkal Majalla" w:hAnsi="Sakkal Majalla" w:cs="Sakkal Majalla" w:hint="cs"/>
+            <w:sz w:val="28"/>
+            <w:szCs w:val="28"/>
+            <w:rtl/>
+          </w:rPr>
+          <w:t>جد الله</w:t>
         </w:r>
       </w:hyperlink>
     </w:p>
     <w:p>
       <w:pPr>
-        <w:rPr>
+        <w:bidi/>
+        <w:jc w:val="both"/>
+        <w:rPr>
+          <w:rFonts w:ascii="Sakkal Majalla" w:hAnsi="Sakkal Majalla" w:cs="Sakkal Majalla"/>
+          <w:sz w:val="28"/>
+          <w:szCs w:val="28"/>
           <w:rtl/>
         </w:rPr>
       </w:pPr>
       <w:r>
         <w:rPr>
-          <w:rFonts w:hint="cs"/>
-          <w:rtl/>
-        </w:rPr>
-        <w:t>أفسس 6: 18</w:t>
+          <w:rFonts w:ascii="Sakkal Majalla" w:hAnsi="Sakkal Majalla" w:cs="Sakkal Majalla" w:hint="cs"/>
+          <w:sz w:val="28"/>
+          <w:szCs w:val="28"/>
+          <w:rtl/>
+        </w:rPr>
+        <w:t>يوحنا 13: 31</w:t>
       </w:r>
     </w:p>
     <w:p>
       <w:pPr>
-        <w:bidi w:val="0"/>
-        <w:rPr>
+        <w:bidi/>
+        <w:jc w:val="both"/>
+        <w:rPr>
+          <w:rFonts w:ascii="Sakkal Majalla" w:hAnsi="Sakkal Majalla" w:cs="Sakkal Majalla"/>
+          <w:sz w:val="28"/>
+          <w:szCs w:val="28"/>
           <w:rtl/>
         </w:rPr>
       </w:pPr>
       <w:r>
-        <w:t>William Gurnall</w:t>
+        <w:rPr>
+          <w:rFonts w:ascii="Sakkal Majalla" w:hAnsi="Sakkal Majalla" w:cs="Sakkal Majalla"/>
+          <w:sz w:val="28"/>
+          <w:szCs w:val="28"/>
+        </w:rPr>
+        <w:t>G.V. Wigram</w:t>
       </w:r>
     </w:p>
     <w:p>
       <w:pPr>
-        <w:rPr>
+        <w:bidi/>
+        <w:jc w:val="both"/>
+        <w:rPr>
+          <w:rFonts w:ascii="Sakkal Majalla" w:hAnsi="Sakkal Majalla" w:cs="Sakkal Majalla"/>
+          <w:sz w:val="28"/>
+          <w:szCs w:val="28"/>
           <w:rtl/>
         </w:rPr>
       </w:pPr>
       <w:r>
         <w:rPr>
-          <w:rFonts w:hint="cs"/>
-          <w:rtl/>
-        </w:rPr>
-        <w:t xml:space="preserve">الصلاة في وقت الضيق. حتى وإن كانت الصلاة ليست نعمة عابرة للحفاظ على الحياة إلا أنه سيكون لها تأثير قوي بأن تحفظ القلب حيًا عند </w:t>
-      </w:r>
-      <w:r>
-        <w:rPr>
-          <w:rFonts w:hint="cs"/>
-          <w:rtl/>
-        </w:rPr>
-        <w:t>انتهائه</w:t>
-      </w:r>
-      <w:r>
-        <w:rPr>
-          <w:rFonts w:hint="cs"/>
-          <w:rtl/>
-        </w:rPr>
-        <w:t xml:space="preserve">. عندما يُدفَن ما يمتلكه الإنسان وثقته معًا في ذات القبر فهو أمر مؤسف حقًا. لا أحد يحتمل خسارة فرح بصبر مثل مَن تدرب جيدًا في الصلاة </w:t>
-      </w:r>
-      <w:r>
-        <w:rPr>
-          <w:rFonts w:hint="cs"/>
-          <w:rtl/>
-        </w:rPr>
-        <w:t>في حال وجوده</w:t>
-      </w:r>
-      <w:r>
-        <w:rPr>
-          <w:rFonts w:hint="cs"/>
-          <w:rtl/>
-        </w:rPr>
-        <w:t xml:space="preserve">. </w:t>
-      </w:r>
-      <w:r>
-        <w:rPr>
-          <w:rFonts w:hint="cs"/>
-          <w:rtl/>
-        </w:rPr>
-        <w:t>كلما أكثر د</w:t>
-      </w:r>
-      <w:r>
-        <w:rPr>
-          <w:rFonts w:hint="cs"/>
-          <w:rtl/>
-        </w:rPr>
-        <w:t>ا</w:t>
-      </w:r>
-      <w:r>
-        <w:rPr>
-          <w:rFonts w:hint="cs"/>
-          <w:rtl/>
-        </w:rPr>
-        <w:t>ود صلاته من أجل طفله وهو على قيد الحياة كلما كانت دموعه أقل من التي ذرفها حينما مات.</w:t>
+          <w:rFonts w:ascii="Sakkal Majalla" w:hAnsi="Sakkal Majalla" w:cs="Sakkal Majalla" w:hint="cs"/>
+          <w:sz w:val="28"/>
+          <w:szCs w:val="28"/>
+          <w:rtl/>
+        </w:rPr>
+        <w:t>الله أظهر مجده وحكمته ليس فقط في نتائج الصليب، وإنما في الصليب ذاته. خليقة السماء الجديدة والأرض الجديدة ليس باستطاعتها أن تهب هذا التعبير لمجده وحكمته كما فعل الصليب ذلك.</w:t>
       </w:r>
     </w:p>
     <w:p>
       <w:pPr>
-        <w:rPr>
+        <w:bidi/>
+        <w:jc w:val="both"/>
+        <w:rPr>
+          <w:rFonts w:ascii="Sakkal Majalla" w:hAnsi="Sakkal Majalla" w:cs="Sakkal Majalla"/>
+          <w:sz w:val="28"/>
+          <w:szCs w:val="28"/>
           <w:rtl/>
         </w:rPr>
       </w:pPr>
       <w:r>
         <w:rPr>
-          <w:rFonts w:hint="cs"/>
-          <w:rtl/>
-        </w:rPr>
-        <w:t xml:space="preserve">الصلاة في السلامة. الصلاة ليست رداء شتوي. صحيح أنه لا بد من ارتدائه في الشتاء، لكن لا يجوز خلعه في صيف السلامة. إن رأيت أحدًا يصلي، يجب أن تنتظر إلى أن تُبرق وتُرعد وتأتي العاصفة. </w:t>
-      </w:r>
-      <w:r>
-        <w:rPr>
-          <w:rFonts w:hint="cs"/>
-          <w:rtl/>
-        </w:rPr>
-        <w:t>صلّي في السلامة، حتما يكون لك تقدّم إن صلّيت في الصعوبات. اعترف بالله الآن لكيما يعترف بك عن</w:t>
-      </w:r>
-      <w:r>
-        <w:rPr>
-          <w:rFonts w:hint="cs"/>
-          <w:rtl/>
-        </w:rPr>
-        <w:t>د</w:t>
-      </w:r>
-      <w:r>
-        <w:rPr>
-          <w:rFonts w:hint="cs"/>
-          <w:rtl/>
-        </w:rPr>
-        <w:t>ذاك</w:t>
-      </w:r>
-      <w:r>
-        <w:rPr>
-          <w:rFonts w:hint="cs"/>
-          <w:rtl/>
-        </w:rPr>
-        <w:t>. هل سيكون الصديق مرحب به الذي يحدد زيارته لنا فقط إن أراد بأن يستعير شي</w:t>
-      </w:r>
-      <w:r>
-        <w:rPr>
-          <w:rFonts w:hint="cs"/>
-          <w:rtl/>
-        </w:rPr>
-        <w:t>ئًا ما</w:t>
-      </w:r>
-      <w:r>
-        <w:rPr>
-          <w:rFonts w:hint="cs"/>
-          <w:rtl/>
-        </w:rPr>
-        <w:t>؟ صلّي في السلامة كيلا تسقط وأنت فيها. السلامة ليست صديق في ذاكرتنا، ولذا لنا كثيرًا الإنذار، أن نتنبه</w:t>
-      </w:r>
-      <w:r>
-        <w:rPr>
-          <w:rFonts w:hint="cs"/>
-          <w:rtl/>
-        </w:rPr>
-        <w:t xml:space="preserve"> عندما نكون ميسوري الحال </w:t>
-      </w:r>
-      <w:r>
-        <w:rPr>
-          <w:rFonts w:hint="cs"/>
-          <w:rtl/>
-        </w:rPr>
-        <w:t>لئلا</w:t>
-      </w:r>
-      <w:r>
-        <w:rPr>
-          <w:rFonts w:hint="cs"/>
-          <w:rtl/>
-        </w:rPr>
-        <w:t xml:space="preserve"> ننسى الله. في الكتاب يمكنك أن ترى بأن المؤمنين كان لهم أسوأ سقوط عندما كانوا على أكثر أرضية مستوية. نوح</w:t>
-      </w:r>
-      <w:r>
-        <w:rPr>
-          <w:rFonts w:hint="cs"/>
-          <w:rtl/>
-        </w:rPr>
-        <w:t xml:space="preserve">، </w:t>
-      </w:r>
-      <w:r>
-        <w:rPr>
-          <w:rFonts w:hint="cs"/>
-          <w:rtl/>
-        </w:rPr>
-        <w:t xml:space="preserve">مَن رأى كيف كل العالم غرق تحت الماء لم يكن له أمان على الأرض حينما سكر بالـ "الخمر". قلب داود كان ثابتًا حينما كان في البرية، لكن عينه </w:t>
-      </w:r>
-      <w:r>
-        <w:rPr>
-          <w:rFonts w:hint="cs"/>
-          <w:rtl/>
-        </w:rPr>
-        <w:t>الشهوانية هامت وجالت حينما كان على شرفة قصره.</w:t>
+          <w:rFonts w:ascii="Sakkal Majalla" w:hAnsi="Sakkal Majalla" w:cs="Sakkal Majalla" w:hint="cs"/>
+          <w:sz w:val="28"/>
+          <w:szCs w:val="28"/>
+          <w:rtl/>
+        </w:rPr>
+        <w:t xml:space="preserve">مَن ذاك الذي نراه معلقًا ملازمًا الصليب؟ إنه ذاك القدير الذي فيه يحل ملء اللاهوت. نحن نراه </w:t>
+      </w:r>
+      <w:r>
+        <w:rPr>
+          <w:rFonts w:ascii="Sakkal Majalla" w:hAnsi="Sakkal Majalla" w:cs="Sakkal Majalla"/>
+          <w:sz w:val="28"/>
+          <w:szCs w:val="28"/>
+          <w:rtl/>
+        </w:rPr>
+        <w:t>–</w:t>
+      </w:r>
+      <w:r>
+        <w:rPr>
+          <w:rFonts w:ascii="Sakkal Majalla" w:hAnsi="Sakkal Majalla" w:cs="Sakkal Majalla" w:hint="cs"/>
+          <w:sz w:val="28"/>
+          <w:szCs w:val="28"/>
+          <w:rtl/>
+        </w:rPr>
+        <w:t xml:space="preserve"> الله الظاهر في الجسد </w:t>
+      </w:r>
+      <w:r>
+        <w:rPr>
+          <w:rFonts w:ascii="Sakkal Majalla" w:hAnsi="Sakkal Majalla" w:cs="Sakkal Majalla"/>
+          <w:sz w:val="28"/>
+          <w:szCs w:val="28"/>
+          <w:rtl/>
+        </w:rPr>
+        <w:t>–</w:t>
+      </w:r>
+      <w:r>
+        <w:rPr>
+          <w:rFonts w:ascii="Sakkal Majalla" w:hAnsi="Sakkal Majalla" w:cs="Sakkal Majalla" w:hint="cs"/>
+          <w:sz w:val="28"/>
+          <w:szCs w:val="28"/>
+          <w:rtl/>
+        </w:rPr>
+        <w:t xml:space="preserve"> على الصليب بين مجرمَين. هل استطاعت المسامير أن تثبته؟ محالة. الإنسان سمّره على الصليب؛ لكنها كانت أيضًا مشيئة الله في أنه كان هناك.</w:t>
       </w:r>
     </w:p>
     <w:p>
       <w:pPr>
-        <w:rPr>
+        <w:bidi/>
+        <w:jc w:val="both"/>
+        <w:rPr>
+          <w:rFonts w:ascii="Sakkal Majalla" w:hAnsi="Sakkal Majalla" w:cs="Sakkal Majalla"/>
+          <w:sz w:val="28"/>
+          <w:szCs w:val="28"/>
           <w:rtl/>
         </w:rPr>
       </w:pPr>
       <w:r>
         <w:rPr>
-          <w:rFonts w:hint="cs"/>
-          <w:rtl/>
-        </w:rPr>
-        <w:t>صلاة الصباح وصلاة المساء. الصلاة لا بد وأن تفتتح الصباح وتختم المساء. إننا لا نظهر بأننا مسيحيين إن لم نفتح عيوننا بصلاة، إن</w:t>
-      </w:r>
-      <w:r>
-        <w:rPr>
-          <w:rFonts w:hint="cs"/>
-          <w:rtl/>
-        </w:rPr>
-        <w:t xml:space="preserve"> لم</w:t>
-      </w:r>
-      <w:r>
-        <w:rPr>
-          <w:rFonts w:hint="cs"/>
+          <w:rFonts w:ascii="Sakkal Majalla" w:hAnsi="Sakkal Majalla" w:cs="Sakkal Majalla" w:hint="cs"/>
+          <w:sz w:val="28"/>
+          <w:szCs w:val="28"/>
+          <w:rtl/>
+        </w:rPr>
+        <w:t>أمرٌ آخر أقوى من السلاسل والقيود أمسك به. هو قال: "ه</w:t>
+      </w:r>
+      <w:r>
+        <w:rPr>
+          <w:rFonts w:ascii="Sakkal Majalla" w:hAnsi="Sakkal Majalla" w:cs="Sakkal Majalla"/>
+          <w:sz w:val="28"/>
+          <w:szCs w:val="28"/>
+          <w:rtl/>
+        </w:rPr>
+        <w:t>نَذَا أَجِيءُ. فِي دَرْجِ الْكِتَابِ مَكْتُوبٌ عَنِّي، لأَفْعَلَ مَشِيئَتَكَ يَا أَللهُ».</w:t>
+      </w:r>
+      <w:r>
+        <w:rPr>
+          <w:rFonts w:ascii="Sakkal Majalla" w:hAnsi="Sakkal Majalla" w:cs="Sakkal Majalla" w:hint="cs"/>
+          <w:sz w:val="28"/>
+          <w:szCs w:val="28"/>
+          <w:rtl/>
+        </w:rPr>
+        <w:t>" (عبرانيين 10: 7). ابن الله كان قد أصبح خادمًا. هو، مَن</w:t>
+      </w:r>
+      <w:r>
+        <w:rPr>
+          <w:rFonts w:ascii="Sakkal Majalla" w:hAnsi="Sakkal Majalla" w:cs="Sakkal Majalla" w:hint="cs"/>
+          <w:sz w:val="28"/>
+          <w:szCs w:val="28"/>
           <w:rtl/>
         </w:rPr>
         <w:t xml:space="preserve"> </w:t>
       </w:r>
       <w:r>
         <w:rPr>
-          <w:rFonts w:hint="cs"/>
-          <w:rtl/>
-        </w:rPr>
-        <w:t>نستيقظ</w:t>
-      </w:r>
-      <w:r>
-        <w:rPr>
-          <w:rFonts w:hint="cs"/>
-          <w:rtl/>
-        </w:rPr>
-        <w:t xml:space="preserve"> </w:t>
-      </w:r>
-      <w:r>
-        <w:rPr>
-          <w:rFonts w:hint="cs"/>
-          <w:rtl/>
-        </w:rPr>
-        <w:t>ونغمضها</w:t>
-      </w:r>
-      <w:r>
-        <w:rPr>
-          <w:rFonts w:hint="cs"/>
-          <w:rtl/>
-        </w:rPr>
-        <w:t xml:space="preserve"> عند ذهابنا للنوم</w:t>
-      </w:r>
-      <w:r>
-        <w:rPr>
-          <w:rtl/>
-        </w:rPr>
-        <w:t xml:space="preserve"> </w:t>
-      </w:r>
-      <w:r>
-        <w:rPr>
-          <w:rtl/>
-        </w:rPr>
-        <w:t>بذات المفتاح</w:t>
-      </w:r>
-      <w:r>
-        <w:rPr>
-          <w:rFonts w:hint="cs"/>
-          <w:rtl/>
-        </w:rPr>
-        <w:t>. ما عدا ذلك يجوز لك أن تصلي قدر ما تشاء.</w:t>
+          <w:rFonts w:ascii="Sakkal Majalla" w:hAnsi="Sakkal Majalla" w:cs="Sakkal Majalla" w:hint="cs"/>
+          <w:sz w:val="28"/>
+          <w:szCs w:val="28"/>
+          <w:rtl/>
+        </w:rPr>
+        <w:t>به</w:t>
+      </w:r>
+      <w:r>
+        <w:rPr>
+          <w:rFonts w:ascii="Sakkal Majalla" w:hAnsi="Sakkal Majalla" w:cs="Sakkal Majalla" w:hint="cs"/>
+          <w:sz w:val="28"/>
+          <w:szCs w:val="28"/>
+          <w:rtl/>
+        </w:rPr>
+        <w:t xml:space="preserve"> الكل</w:t>
+      </w:r>
+      <w:r>
+        <w:rPr>
+          <w:rFonts w:ascii="Sakkal Majalla" w:hAnsi="Sakkal Majalla" w:cs="Sakkal Majalla" w:hint="cs"/>
+          <w:sz w:val="28"/>
+          <w:szCs w:val="28"/>
+          <w:rtl/>
+        </w:rPr>
+        <w:t xml:space="preserve"> قد</w:t>
+      </w:r>
+      <w:r>
+        <w:rPr>
+          <w:rFonts w:ascii="Sakkal Majalla" w:hAnsi="Sakkal Majalla" w:cs="Sakkal Majalla" w:hint="cs"/>
+          <w:sz w:val="28"/>
+          <w:szCs w:val="28"/>
+          <w:rtl/>
+        </w:rPr>
+        <w:t xml:space="preserve"> خُلق وكان له السلطان بأن يبيد الكل ثانية، كان موثقًا على الصليب ومقيدًا كالعبيد؛ لكنه أتم مشيئة الله؛ التي أتى لأجلها. وهو قد اتضع حتى الموت، أسلم لله روحه في طاعة كاملة.</w:t>
       </w:r>
     </w:p>
     <w:p>
       <w:pPr>
-        <w:rPr>
-          <w:rFonts w:hint="cs"/>
+        <w:bidi/>
+        <w:jc w:val="both"/>
+        <w:rPr>
+          <w:rFonts w:ascii="Sakkal Majalla" w:hAnsi="Sakkal Majalla" w:cs="Sakkal Majalla"/>
+          <w:sz w:val="28"/>
+          <w:szCs w:val="28"/>
+          <w:rtl/>
         </w:rPr>
       </w:pPr>
       <w:r>
         <w:rPr>
-          <w:rFonts w:hint="cs"/>
-          <w:rtl/>
-        </w:rPr>
-        <w:t xml:space="preserve">إن أردت نارًا لذبيحتك المسائية، فاهتم بأن لا ينطفئ ما قد أصبح على مذبحك. بما تملأ به جرتك هذا ما ستسكبه أيضًا. إن وضعت فيها ماء فلن تستقي منها خمرًا، إلا بأعجوبة. </w:t>
-      </w:r>
-      <w:r>
-        <w:rPr>
-          <w:rFonts w:hint="cs"/>
-          <w:rtl/>
-        </w:rPr>
-        <w:t>فماذا إذًا تتوقع وأنت تملأ قلبك طوال النهار بأمور أرضية (وليس لله مكان في أفكارك) ومن ثم تريد أن تخرج منه أمورًا سماوية؟ كل مَن هو سماوي في مشغولياته الأرضية، سيكون أقل عالميًا في مشغولياته السماوية. مؤمن وهو في سرير موته عبّر عن ذلك بصورة جميلة: "ما س</w:t>
-      </w:r>
-      <w:r>
-        <w:rPr>
-          <w:rFonts w:hint="cs"/>
-          <w:rtl/>
-        </w:rPr>
-        <w:t xml:space="preserve">وف يكون هو أني أستبدل مكان </w:t>
-      </w:r>
-      <w:r>
-        <w:rPr>
-          <w:rFonts w:hint="cs"/>
-          <w:rtl/>
-        </w:rPr>
-        <w:t>سكني</w:t>
-      </w:r>
-      <w:r>
-        <w:rPr>
-          <w:rFonts w:hint="cs"/>
-          <w:rtl/>
-        </w:rPr>
-        <w:t xml:space="preserve"> وليس شركتي."</w:t>
+          <w:rFonts w:ascii="Sakkal Majalla" w:hAnsi="Sakkal Majalla" w:cs="Sakkal Majalla" w:hint="cs"/>
+          <w:sz w:val="28"/>
+          <w:szCs w:val="28"/>
+          <w:rtl/>
+        </w:rPr>
+        <w:t>هل بان مجد الله يومًا في مثل هذا النور كما في تلك اللحظة؟ نعم، على الصليب ينعكس مجد أدبي يظلّل على كل مجد آخر. إنه الصليب، الذي أسلم عليه المسيح نفسه والكل لله، ليكرس كل شيء لمجده.</w:t>
       </w:r>
     </w:p>
     <w:sectPr>
       <w:pgSz w:w="11906" w:h="16838"/>
       <w:pgMar w:top="1440" w:right="1440" w:bottom="1440" w:left="1440" w:header="708" w:footer="708" w:gutter="0"/>
       <w:cols w:space="708"/>
-      <w:bidi/>
-      <w:rtlGutter/>
       <w:docGrid w:linePitch="360"/>
     </w:sectPr>
   </w:body>
@@ -335,21 +281,19 @@
 </file>
 
 <file path=word/styles.xml><?xml version="1.0" encoding="utf-8"?>
-<w:styles xmlns:mc="http://schemas.openxmlformats.org/markup-compatibility/2006" xmlns:r="http://schemas.openxmlformats.org/officeDocument/2006/relationships" xmlns:w="http://schemas.openxmlformats.org/wordprocessingml/2006/main" xmlns:w14="http://schemas.microsoft.com/office/word/2010/wordml" xmlns:w15="http://schemas.microsoft.com/office/word/2012/wordml" xmlns:w16cex="http://schemas.microsoft.com/office/word/2018/wordml/cex" xmlns:w16cid="http://schemas.microsoft.com/office/word/2016/wordml/cid" xmlns:w16="http://schemas.microsoft.com/office/word/2018/wordml" xmlns:w16sdtdh="http://schemas.microsoft.com/office/word/2020/wordml/sdtdatahash" xmlns:w16se="http://schemas.microsoft.com/office/word/2015/wordml/symex" mc:Ignorable="w14 w15 w16se w16cid w16 w16cex w16sdtdh">
+<w:styles xmlns:mc="http://schemas.openxmlformats.org/markup-compatibility/2006" xmlns:r="http://schemas.openxmlformats.org/officeDocument/2006/relationships" xmlns:w="http://schemas.openxmlformats.org/wordprocessingml/2006/main" xmlns:w14="http://schemas.microsoft.com/office/word/2010/wordml" xmlns:w15="http://schemas.microsoft.com/office/word/2012/wordml" xmlns:w16cex="http://schemas.microsoft.com/office/word/2018/wordml/cex" xmlns:w16cid="http://schemas.microsoft.com/office/word/2016/wordml/cid" xmlns:w16="http://schemas.microsoft.com/office/word/2018/wordml" xmlns:w16se="http://schemas.microsoft.com/office/word/2015/wordml/symex" mc:Ignorable="w14 w15 w16se w16cid w16 w16cex">
   <w:docDefaults>
     <w:rPrDefault>
       <w:rPr>
-        <w:rFonts w:ascii="Sakkal Majalla" w:eastAsiaTheme="minorHAnsi" w:hAnsi="Sakkal Majalla" w:cs="Sakkal Majalla"/>
-        <w:sz w:val="28"/>
-        <w:szCs w:val="28"/>
-        <w:lang w:val="en-US" w:eastAsia="en-US" w:bidi="he-IL"/>
+        <w:rFonts w:asciiTheme="minorHAnsi" w:eastAsiaTheme="minorHAnsi" w:hAnsiTheme="minorHAnsi" w:cstheme="minorBidi"/>
+        <w:sz w:val="22"/>
+        <w:szCs w:val="22"/>
+        <w:lang w:val="en-IL" w:eastAsia="en-US" w:bidi="ar-SA"/>
       </w:rPr>
     </w:rPrDefault>
     <w:pPrDefault>
       <w:pPr>
-        <w:bidi/>
         <w:spacing w:after="160" w:line="259" w:lineRule="auto"/>
-        <w:jc w:val="both"/>
       </w:pPr>
     </w:pPrDefault>
   </w:docDefaults>
@@ -770,7 +714,7 @@
     <w:basedOn w:val="DefaultParagraphFont"/>
     <w:uiPriority w:val="99"/>
     <w:unhideWhenUsed/>
-    <w:rsid w:val="007C792B"/>
+    <w:rsid w:val="00900B43"/>
     <w:rPr>
       <w:color w:val="0563C1" w:themeColor="hyperlink"/>
       <w:u w:val="single"/>
@@ -782,7 +726,7 @@
     <w:uiPriority w:val="99"/>
     <w:semiHidden/>
     <w:unhideWhenUsed/>
-    <w:rsid w:val="007C792B"/>
+    <w:rsid w:val="00900B43"/>
     <w:rPr>
       <w:color w:val="605E5C"/>
       <w:shd w:val="clear" w:color="auto" w:fill="E1DFDD"/>
@@ -792,7 +736,7 @@
 </file>
 
 <file path=word/theme/theme1.xml><?xml version="1.0" encoding="utf-8"?>
-<a:theme xmlns:a="http://schemas.openxmlformats.org/drawingml/2006/main" name="Office Theme">
+<a:theme xmlns:a="http://schemas.openxmlformats.org/drawingml/2006/main" name="ערכת נושא Office">
   <a:themeElements>
     <a:clrScheme name="Office">
       <a:dk1>

--- a/docs/downloads/منوعات/تم/doc_0708.docx
+++ b/docs/downloads/منوعات/تم/doc_0708.docx
@@ -1,15 +1,10 @@
 
 <file path=word/document.xml><?xml version="1.0" encoding="utf-8"?>
-<w:document xmlns:wpc="http://schemas.microsoft.com/office/word/2010/wordprocessingCanvas" xmlns:cx="http://schemas.microsoft.com/office/drawing/2014/chartex" xmlns:cx1="http://schemas.microsoft.com/office/drawing/2015/9/8/chartex" xmlns:cx2="http://schemas.microsoft.com/office/drawing/2015/10/21/chartex" xmlns:cx3="http://schemas.microsoft.com/office/drawing/2016/5/9/chartex" xmlns:cx4="http://schemas.microsoft.com/office/drawing/2016/5/10/chartex" xmlns:cx5="http://schemas.microsoft.com/office/drawing/2016/5/11/chartex" xmlns:cx6="http://schemas.microsoft.com/office/drawing/2016/5/12/chartex" xmlns:cx7="http://schemas.microsoft.com/office/drawing/2016/5/13/chartex" xmlns:cx8="http://schemas.microsoft.com/office/drawing/2016/5/14/chartex" xmlns:mc="http://schemas.openxmlformats.org/markup-compatibility/2006" xmlns:aink="http://schemas.microsoft.com/office/drawing/2016/ink" xmlns:am3d="http://schemas.microsoft.com/office/drawing/2017/model3d" xmlns:o="urn:schemas-microsoft-com:office:office" xmlns:r="http://schemas.openxmlformats.org/officeDocument/2006/relationships" xmlns:m="http://schemas.openxmlformats.org/officeDocument/2006/math" xmlns:v="urn:schemas-microsoft-com:vml" xmlns:wp14="http://schemas.microsoft.com/office/word/2010/wordprocessingDrawing" xmlns:wp="http://schemas.openxmlformats.org/drawingml/2006/wordprocessingDrawing" xmlns:w10="urn:schemas-microsoft-com:office:word" xmlns:w="http://schemas.openxmlformats.org/wordprocessingml/2006/main" xmlns:w14="http://schemas.microsoft.com/office/word/2010/wordml" xmlns:w15="http://schemas.microsoft.com/office/word/2012/wordml" xmlns:w16cex="http://schemas.microsoft.com/office/word/2018/wordml/cex" xmlns:w16cid="http://schemas.microsoft.com/office/word/2016/wordml/cid" xmlns:w16="http://schemas.microsoft.com/office/word/2018/wordml" xmlns:w16se="http://schemas.microsoft.com/office/word/2015/wordml/symex" xmlns:wpg="http://schemas.microsoft.com/office/word/2010/wordprocessingGroup" xmlns:wpi="http://schemas.microsoft.com/office/word/2010/wordprocessingInk" xmlns:wne="http://schemas.microsoft.com/office/word/2006/wordml" xmlns:wps="http://schemas.microsoft.com/office/word/2010/wordprocessingShape" mc:Ignorable="w14 w15 w16se w16cid w16 w16cex wp14">
+<w:document xmlns:wpc="http://schemas.microsoft.com/office/word/2010/wordprocessingCanvas" xmlns:cx="http://schemas.microsoft.com/office/drawing/2014/chartex" xmlns:cx1="http://schemas.microsoft.com/office/drawing/2015/9/8/chartex" xmlns:cx2="http://schemas.microsoft.com/office/drawing/2015/10/21/chartex" xmlns:cx3="http://schemas.microsoft.com/office/drawing/2016/5/9/chartex" xmlns:cx4="http://schemas.microsoft.com/office/drawing/2016/5/10/chartex" xmlns:cx5="http://schemas.microsoft.com/office/drawing/2016/5/11/chartex" xmlns:cx6="http://schemas.microsoft.com/office/drawing/2016/5/12/chartex" xmlns:cx7="http://schemas.microsoft.com/office/drawing/2016/5/13/chartex" xmlns:cx8="http://schemas.microsoft.com/office/drawing/2016/5/14/chartex" xmlns:mc="http://schemas.openxmlformats.org/markup-compatibility/2006" xmlns:aink="http://schemas.microsoft.com/office/drawing/2016/ink" xmlns:am3d="http://schemas.microsoft.com/office/drawing/2017/model3d" xmlns:o="urn:schemas-microsoft-com:office:office" xmlns:oel="http://schemas.microsoft.com/office/2019/extlst" xmlns:r="http://schemas.openxmlformats.org/officeDocument/2006/relationships" xmlns:m="http://schemas.openxmlformats.org/officeDocument/2006/math" xmlns:v="urn:schemas-microsoft-com:vml" xmlns:wp14="http://schemas.microsoft.com/office/word/2010/wordprocessingDrawing" xmlns:wp="http://schemas.openxmlformats.org/drawingml/2006/wordprocessingDrawing" xmlns:w10="urn:schemas-microsoft-com:office:word" xmlns:w="http://schemas.openxmlformats.org/wordprocessingml/2006/main" xmlns:w14="http://schemas.microsoft.com/office/word/2010/wordml" xmlns:w15="http://schemas.microsoft.com/office/word/2012/wordml" xmlns:w16cex="http://schemas.microsoft.com/office/word/2018/wordml/cex" xmlns:w16cid="http://schemas.microsoft.com/office/word/2016/wordml/cid" xmlns:w16="http://schemas.microsoft.com/office/word/2018/wordml" xmlns:w16sdtdh="http://schemas.microsoft.com/office/word/2020/wordml/sdtdatahash" xmlns:w16se="http://schemas.microsoft.com/office/word/2015/wordml/symex" xmlns:wpg="http://schemas.microsoft.com/office/word/2010/wordprocessingGroup" xmlns:wpi="http://schemas.microsoft.com/office/word/2010/wordprocessingInk" xmlns:wne="http://schemas.microsoft.com/office/word/2006/wordml" xmlns:wps="http://schemas.microsoft.com/office/word/2010/wordprocessingShape" mc:Ignorable="w14 w15 w16se w16cid w16 w16cex w16sdtdh wp14">
   <w:body>
     <w:p>
       <w:pPr>
-        <w:bidi/>
-        <w:jc w:val="both"/>
-        <w:rPr>
-          <w:rFonts w:ascii="Sakkal Majalla" w:hAnsi="Sakkal Majalla" w:cs="Sakkal Majalla"/>
-          <w:sz w:val="28"/>
-          <w:szCs w:val="28"/>
+        <w:rPr>
           <w:rtl/>
         </w:rPr>
       </w:pPr>
@@ -17,263 +12,322 @@
         <w:r>
           <w:rPr>
             <w:rStyle w:val="Hyperlink"/>
-            <w:rFonts w:ascii="Sakkal Majalla" w:hAnsi="Sakkal Majalla" w:cs="Sakkal Majalla" w:hint="cs"/>
-            <w:sz w:val="28"/>
-            <w:szCs w:val="28"/>
+            <w:rFonts w:hint="cs"/>
             <w:rtl/>
           </w:rPr>
-          <w:t xml:space="preserve">الصليب يُعلن عن </w:t>
-        </w:r>
-        <w:r>
-          <w:rPr>
-            <w:rStyle w:val="Hyperlink"/>
-            <w:rFonts w:ascii="Sakkal Majalla" w:hAnsi="Sakkal Majalla" w:cs="Sakkal Majalla" w:hint="cs"/>
-            <w:sz w:val="28"/>
-            <w:szCs w:val="28"/>
-            <w:rtl/>
-          </w:rPr>
-          <w:t>م</w:t>
-        </w:r>
-        <w:r>
-          <w:rPr>
-            <w:rStyle w:val="Hyperlink"/>
-            <w:rFonts w:ascii="Sakkal Majalla" w:hAnsi="Sakkal Majalla" w:cs="Sakkal Majalla" w:hint="cs"/>
-            <w:sz w:val="28"/>
-            <w:szCs w:val="28"/>
-            <w:rtl/>
-          </w:rPr>
-          <w:t>جد الله</w:t>
+          <w:t>الصلاة – متى نصلي؟</w:t>
         </w:r>
       </w:hyperlink>
     </w:p>
     <w:p>
       <w:pPr>
-        <w:bidi/>
-        <w:jc w:val="both"/>
-        <w:rPr>
-          <w:rFonts w:ascii="Sakkal Majalla" w:hAnsi="Sakkal Majalla" w:cs="Sakkal Majalla"/>
-          <w:sz w:val="28"/>
-          <w:szCs w:val="28"/>
+        <w:rPr>
           <w:rtl/>
         </w:rPr>
       </w:pPr>
       <w:r>
         <w:rPr>
-          <w:rFonts w:ascii="Sakkal Majalla" w:hAnsi="Sakkal Majalla" w:cs="Sakkal Majalla" w:hint="cs"/>
-          <w:sz w:val="28"/>
-          <w:szCs w:val="28"/>
-          <w:rtl/>
-        </w:rPr>
-        <w:t>يوحنا 13: 31</w:t>
+          <w:rFonts w:hint="cs"/>
+          <w:rtl/>
+        </w:rPr>
+        <w:t>أفسس 6: 18</w:t>
       </w:r>
     </w:p>
     <w:p>
       <w:pPr>
-        <w:bidi/>
-        <w:jc w:val="both"/>
-        <w:rPr>
-          <w:rFonts w:ascii="Sakkal Majalla" w:hAnsi="Sakkal Majalla" w:cs="Sakkal Majalla"/>
-          <w:sz w:val="28"/>
-          <w:szCs w:val="28"/>
+        <w:bidi w:val="0"/>
+        <w:rPr>
           <w:rtl/>
         </w:rPr>
       </w:pPr>
       <w:r>
-        <w:rPr>
-          <w:rFonts w:ascii="Sakkal Majalla" w:hAnsi="Sakkal Majalla" w:cs="Sakkal Majalla"/>
-          <w:sz w:val="28"/>
-          <w:szCs w:val="28"/>
-        </w:rPr>
-        <w:t>G.V. Wigram</w:t>
+        <w:t>William Gurnall</w:t>
       </w:r>
     </w:p>
     <w:p>
       <w:pPr>
-        <w:bidi/>
-        <w:jc w:val="both"/>
-        <w:rPr>
-          <w:rFonts w:ascii="Sakkal Majalla" w:hAnsi="Sakkal Majalla" w:cs="Sakkal Majalla"/>
-          <w:sz w:val="28"/>
-          <w:szCs w:val="28"/>
+        <w:rPr>
           <w:rtl/>
         </w:rPr>
       </w:pPr>
       <w:r>
         <w:rPr>
-          <w:rFonts w:ascii="Sakkal Majalla" w:hAnsi="Sakkal Majalla" w:cs="Sakkal Majalla" w:hint="cs"/>
-          <w:sz w:val="28"/>
-          <w:szCs w:val="28"/>
-          <w:rtl/>
-        </w:rPr>
-        <w:t>الله أظهر مجده وحكمته ليس فقط في نتائج الصليب، وإنما في الصليب ذاته. خليقة السماء الجديدة والأرض الجديدة ليس باستطاعتها أن تهب هذا التعبير لمجده وحكمته كما فعل الصليب ذلك.</w:t>
+          <w:rFonts w:hint="cs"/>
+          <w:rtl/>
+        </w:rPr>
+        <w:t xml:space="preserve">الصلاة في وقت الضيق. حتى وإن كانت الصلاة ليست نعمة عابرة للحفاظ على الحياة إلا أنه سيكون لها تأثير قوي بأن تحفظ القلب حيًا عند </w:t>
+      </w:r>
+      <w:r>
+        <w:rPr>
+          <w:rFonts w:hint="cs"/>
+          <w:rtl/>
+        </w:rPr>
+        <w:t>انتهائه</w:t>
+      </w:r>
+      <w:r>
+        <w:rPr>
+          <w:rFonts w:hint="cs"/>
+          <w:rtl/>
+        </w:rPr>
+        <w:t xml:space="preserve">. عندما يُدفَن ما يمتلكه الإنسان وثقته معًا في ذات القبر فهو أمر مؤسف حقًا. لا أحد يحتمل خسارة فرح بصبر مثل مَن تدرب جيدًا في الصلاة </w:t>
+      </w:r>
+      <w:r>
+        <w:rPr>
+          <w:rFonts w:hint="cs"/>
+          <w:rtl/>
+        </w:rPr>
+        <w:t>في حال وجوده</w:t>
+      </w:r>
+      <w:r>
+        <w:rPr>
+          <w:rFonts w:hint="cs"/>
+          <w:rtl/>
+        </w:rPr>
+        <w:t xml:space="preserve">. </w:t>
+      </w:r>
+      <w:r>
+        <w:rPr>
+          <w:rFonts w:hint="cs"/>
+          <w:rtl/>
+        </w:rPr>
+        <w:t>كلما أكثر د</w:t>
+      </w:r>
+      <w:r>
+        <w:rPr>
+          <w:rFonts w:hint="cs"/>
+          <w:rtl/>
+        </w:rPr>
+        <w:t>ا</w:t>
+      </w:r>
+      <w:r>
+        <w:rPr>
+          <w:rFonts w:hint="cs"/>
+          <w:rtl/>
+        </w:rPr>
+        <w:t>ود صلاته من أجل طفله وهو على قيد الحياة كلما كانت دموعه أقل من التي ذرفها حينما مات.</w:t>
       </w:r>
     </w:p>
     <w:p>
       <w:pPr>
-        <w:bidi/>
-        <w:jc w:val="both"/>
-        <w:rPr>
-          <w:rFonts w:ascii="Sakkal Majalla" w:hAnsi="Sakkal Majalla" w:cs="Sakkal Majalla"/>
-          <w:sz w:val="28"/>
-          <w:szCs w:val="28"/>
+        <w:rPr>
           <w:rtl/>
         </w:rPr>
       </w:pPr>
       <w:r>
         <w:rPr>
-          <w:rFonts w:ascii="Sakkal Majalla" w:hAnsi="Sakkal Majalla" w:cs="Sakkal Majalla" w:hint="cs"/>
-          <w:sz w:val="28"/>
-          <w:szCs w:val="28"/>
-          <w:rtl/>
-        </w:rPr>
-        <w:t xml:space="preserve">مَن ذاك الذي نراه معلقًا ملازمًا الصليب؟ إنه ذاك القدير الذي فيه يحل ملء اللاهوت. نحن نراه </w:t>
-      </w:r>
-      <w:r>
-        <w:rPr>
-          <w:rFonts w:ascii="Sakkal Majalla" w:hAnsi="Sakkal Majalla" w:cs="Sakkal Majalla"/>
-          <w:sz w:val="28"/>
-          <w:szCs w:val="28"/>
-          <w:rtl/>
-        </w:rPr>
-        <w:t>–</w:t>
-      </w:r>
-      <w:r>
-        <w:rPr>
-          <w:rFonts w:ascii="Sakkal Majalla" w:hAnsi="Sakkal Majalla" w:cs="Sakkal Majalla" w:hint="cs"/>
-          <w:sz w:val="28"/>
-          <w:szCs w:val="28"/>
-          <w:rtl/>
-        </w:rPr>
-        <w:t xml:space="preserve"> الله الظاهر في الجسد </w:t>
-      </w:r>
-      <w:r>
-        <w:rPr>
-          <w:rFonts w:ascii="Sakkal Majalla" w:hAnsi="Sakkal Majalla" w:cs="Sakkal Majalla"/>
-          <w:sz w:val="28"/>
-          <w:szCs w:val="28"/>
-          <w:rtl/>
-        </w:rPr>
-        <w:t>–</w:t>
-      </w:r>
-      <w:r>
-        <w:rPr>
-          <w:rFonts w:ascii="Sakkal Majalla" w:hAnsi="Sakkal Majalla" w:cs="Sakkal Majalla" w:hint="cs"/>
-          <w:sz w:val="28"/>
-          <w:szCs w:val="28"/>
-          <w:rtl/>
-        </w:rPr>
-        <w:t xml:space="preserve"> على الصليب بين مجرمَين. هل استطاعت المسامير أن تثبته؟ محالة. الإنسان سمّره على الصليب؛ لكنها كانت أيضًا مشيئة الله في أنه كان هناك.</w:t>
+          <w:rFonts w:hint="cs"/>
+          <w:rtl/>
+        </w:rPr>
+        <w:t xml:space="preserve">الصلاة في السلامة. الصلاة ليست رداء شتوي. صحيح أنه لا بد من ارتدائه في الشتاء، لكن لا يجوز خلعه في صيف السلامة. إن رأيت أحدًا يصلي، يجب أن تنتظر إلى أن تُبرق وتُرعد وتأتي العاصفة. </w:t>
+      </w:r>
+      <w:r>
+        <w:rPr>
+          <w:rFonts w:hint="cs"/>
+          <w:rtl/>
+        </w:rPr>
+        <w:t>صلّي في السلامة، حتما يكون لك تقدّم إن صلّيت في الصعوبات. اعترف بالله الآن لكيما يعترف بك عن</w:t>
+      </w:r>
+      <w:r>
+        <w:rPr>
+          <w:rFonts w:hint="cs"/>
+          <w:rtl/>
+        </w:rPr>
+        <w:t>د</w:t>
+      </w:r>
+      <w:r>
+        <w:rPr>
+          <w:rFonts w:hint="cs"/>
+          <w:rtl/>
+        </w:rPr>
+        <w:t>ذاك</w:t>
+      </w:r>
+      <w:r>
+        <w:rPr>
+          <w:rFonts w:hint="cs"/>
+          <w:rtl/>
+        </w:rPr>
+        <w:t>. هل سيكون الصديق مرحب به الذي يحدد زيارته لنا فقط إن أراد بأن يستعير شي</w:t>
+      </w:r>
+      <w:r>
+        <w:rPr>
+          <w:rFonts w:hint="cs"/>
+          <w:rtl/>
+        </w:rPr>
+        <w:t>ئًا ما</w:t>
+      </w:r>
+      <w:r>
+        <w:rPr>
+          <w:rFonts w:hint="cs"/>
+          <w:rtl/>
+        </w:rPr>
+        <w:t>؟ صلّي في السلامة كيلا تسقط وأنت فيها. السلامة ليست صديق في ذاكرتنا، ولذا لنا كثيرًا الإنذار، أن نتنبه</w:t>
+      </w:r>
+      <w:r>
+        <w:rPr>
+          <w:rFonts w:hint="cs"/>
+          <w:rtl/>
+        </w:rPr>
+        <w:t xml:space="preserve"> عندما نكون ميسوري الحال </w:t>
+      </w:r>
+      <w:r>
+        <w:rPr>
+          <w:rFonts w:hint="cs"/>
+          <w:rtl/>
+        </w:rPr>
+        <w:t>لئلا</w:t>
+      </w:r>
+      <w:r>
+        <w:rPr>
+          <w:rFonts w:hint="cs"/>
+          <w:rtl/>
+        </w:rPr>
+        <w:t xml:space="preserve"> ننسى الله. في الكتاب يمكنك أن ترى بأن المؤمنين كان لهم أسوأ سقوط عندما كانوا على أكثر أرضية مستوية. نوح</w:t>
+      </w:r>
+      <w:r>
+        <w:rPr>
+          <w:rFonts w:hint="cs"/>
+          <w:rtl/>
+        </w:rPr>
+        <w:t xml:space="preserve">، </w:t>
+      </w:r>
+      <w:r>
+        <w:rPr>
+          <w:rFonts w:hint="cs"/>
+          <w:rtl/>
+        </w:rPr>
+        <w:t xml:space="preserve">مَن رأى كيف كل العالم غرق تحت الماء لم يكن له أمان على الأرض حينما سكر بالـ "الخمر". قلب داود كان ثابتًا حينما كان في البرية، لكن عينه </w:t>
+      </w:r>
+      <w:r>
+        <w:rPr>
+          <w:rFonts w:hint="cs"/>
+          <w:rtl/>
+        </w:rPr>
+        <w:t>الشهوانية هامت وجالت حينما كان على شرفة قصره.</w:t>
       </w:r>
     </w:p>
     <w:p>
       <w:pPr>
-        <w:bidi/>
-        <w:jc w:val="both"/>
-        <w:rPr>
-          <w:rFonts w:ascii="Sakkal Majalla" w:hAnsi="Sakkal Majalla" w:cs="Sakkal Majalla"/>
-          <w:sz w:val="28"/>
-          <w:szCs w:val="28"/>
+        <w:rPr>
           <w:rtl/>
         </w:rPr>
       </w:pPr>
       <w:r>
         <w:rPr>
-          <w:rFonts w:ascii="Sakkal Majalla" w:hAnsi="Sakkal Majalla" w:cs="Sakkal Majalla" w:hint="cs"/>
-          <w:sz w:val="28"/>
-          <w:szCs w:val="28"/>
-          <w:rtl/>
-        </w:rPr>
-        <w:t>أمرٌ آخر أقوى من السلاسل والقيود أمسك به. هو قال: "ه</w:t>
-      </w:r>
-      <w:r>
-        <w:rPr>
-          <w:rFonts w:ascii="Sakkal Majalla" w:hAnsi="Sakkal Majalla" w:cs="Sakkal Majalla"/>
-          <w:sz w:val="28"/>
-          <w:szCs w:val="28"/>
-          <w:rtl/>
-        </w:rPr>
-        <w:t>نَذَا أَجِيءُ. فِي دَرْجِ الْكِتَابِ مَكْتُوبٌ عَنِّي، لأَفْعَلَ مَشِيئَتَكَ يَا أَللهُ».</w:t>
-      </w:r>
-      <w:r>
-        <w:rPr>
-          <w:rFonts w:ascii="Sakkal Majalla" w:hAnsi="Sakkal Majalla" w:cs="Sakkal Majalla" w:hint="cs"/>
-          <w:sz w:val="28"/>
-          <w:szCs w:val="28"/>
-          <w:rtl/>
-        </w:rPr>
-        <w:t>" (عبرانيين 10: 7). ابن الله كان قد أصبح خادمًا. هو، مَن</w:t>
-      </w:r>
-      <w:r>
-        <w:rPr>
-          <w:rFonts w:ascii="Sakkal Majalla" w:hAnsi="Sakkal Majalla" w:cs="Sakkal Majalla" w:hint="cs"/>
-          <w:sz w:val="28"/>
-          <w:szCs w:val="28"/>
+          <w:rFonts w:hint="cs"/>
+          <w:rtl/>
+        </w:rPr>
+        <w:t>صلاة الصباح وصلاة المساء. الصلاة لا بد وأن تفتتح الصباح وتختم المساء. إننا لا نظهر بأننا مسيحيين إن لم نفتح عيوننا بصلاة، إن</w:t>
+      </w:r>
+      <w:r>
+        <w:rPr>
+          <w:rFonts w:hint="cs"/>
+          <w:rtl/>
+        </w:rPr>
+        <w:t xml:space="preserve"> لم</w:t>
+      </w:r>
+      <w:r>
+        <w:rPr>
+          <w:rFonts w:hint="cs"/>
           <w:rtl/>
         </w:rPr>
         <w:t xml:space="preserve"> </w:t>
       </w:r>
       <w:r>
         <w:rPr>
-          <w:rFonts w:ascii="Sakkal Majalla" w:hAnsi="Sakkal Majalla" w:cs="Sakkal Majalla" w:hint="cs"/>
-          <w:sz w:val="28"/>
-          <w:szCs w:val="28"/>
-          <w:rtl/>
-        </w:rPr>
-        <w:t>به</w:t>
-      </w:r>
-      <w:r>
-        <w:rPr>
-          <w:rFonts w:ascii="Sakkal Majalla" w:hAnsi="Sakkal Majalla" w:cs="Sakkal Majalla" w:hint="cs"/>
-          <w:sz w:val="28"/>
-          <w:szCs w:val="28"/>
-          <w:rtl/>
-        </w:rPr>
-        <w:t xml:space="preserve"> الكل</w:t>
-      </w:r>
-      <w:r>
-        <w:rPr>
-          <w:rFonts w:ascii="Sakkal Majalla" w:hAnsi="Sakkal Majalla" w:cs="Sakkal Majalla" w:hint="cs"/>
-          <w:sz w:val="28"/>
-          <w:szCs w:val="28"/>
-          <w:rtl/>
-        </w:rPr>
-        <w:t xml:space="preserve"> قد</w:t>
-      </w:r>
-      <w:r>
-        <w:rPr>
-          <w:rFonts w:ascii="Sakkal Majalla" w:hAnsi="Sakkal Majalla" w:cs="Sakkal Majalla" w:hint="cs"/>
-          <w:sz w:val="28"/>
-          <w:szCs w:val="28"/>
-          <w:rtl/>
-        </w:rPr>
-        <w:t xml:space="preserve"> خُلق وكان له السلطان بأن يبيد الكل ثانية، كان موثقًا على الصليب ومقيدًا كالعبيد؛ لكنه أتم مشيئة الله؛ التي أتى لأجلها. وهو قد اتضع حتى الموت، أسلم لله روحه في طاعة كاملة.</w:t>
+          <w:rFonts w:hint="cs"/>
+          <w:rtl/>
+        </w:rPr>
+        <w:t>نستيقظ</w:t>
+      </w:r>
+      <w:r>
+        <w:rPr>
+          <w:rFonts w:hint="cs"/>
+          <w:rtl/>
+        </w:rPr>
+        <w:t xml:space="preserve"> </w:t>
+      </w:r>
+      <w:r>
+        <w:rPr>
+          <w:rFonts w:hint="cs"/>
+          <w:rtl/>
+        </w:rPr>
+        <w:t>ونغمضها</w:t>
+      </w:r>
+      <w:r>
+        <w:rPr>
+          <w:rFonts w:hint="cs"/>
+          <w:rtl/>
+        </w:rPr>
+        <w:t xml:space="preserve"> عند ذهابنا للنوم</w:t>
+      </w:r>
+      <w:r>
+        <w:rPr>
+          <w:rtl/>
+        </w:rPr>
+        <w:t xml:space="preserve"> </w:t>
+      </w:r>
+      <w:r>
+        <w:rPr>
+          <w:rtl/>
+        </w:rPr>
+        <w:t>بذات المفتاح</w:t>
+      </w:r>
+      <w:r>
+        <w:rPr>
+          <w:rFonts w:hint="cs"/>
+          <w:rtl/>
+        </w:rPr>
+        <w:t>. ما عدا ذلك يجوز لك أن تصلي قدر ما تشاء.</w:t>
       </w:r>
     </w:p>
     <w:p>
       <w:pPr>
-        <w:bidi/>
-        <w:jc w:val="both"/>
-        <w:rPr>
-          <w:rFonts w:ascii="Sakkal Majalla" w:hAnsi="Sakkal Majalla" w:cs="Sakkal Majalla"/>
-          <w:sz w:val="28"/>
-          <w:szCs w:val="28"/>
-          <w:rtl/>
+        <w:rPr>
+          <w:rFonts w:hint="cs"/>
         </w:rPr>
       </w:pPr>
       <w:r>
         <w:rPr>
-          <w:rFonts w:ascii="Sakkal Majalla" w:hAnsi="Sakkal Majalla" w:cs="Sakkal Majalla" w:hint="cs"/>
-          <w:sz w:val="28"/>
-          <w:szCs w:val="28"/>
-          <w:rtl/>
-        </w:rPr>
-        <w:t>هل بان مجد الله يومًا في مثل هذا النور كما في تلك اللحظة؟ نعم، على الصليب ينعكس مجد أدبي يظلّل على كل مجد آخر. إنه الصليب، الذي أسلم عليه المسيح نفسه والكل لله، ليكرس كل شيء لمجده.</w:t>
+          <w:rFonts w:hint="cs"/>
+          <w:rtl/>
+        </w:rPr>
+        <w:t xml:space="preserve">إن أردت نارًا لذبيحتك المسائية، فاهتم بأن لا ينطفئ ما قد أصبح على مذبحك. بما تملأ به جرتك هذا ما ستسكبه أيضًا. إن وضعت فيها ماء فلن تستقي منها خمرًا، إلا بأعجوبة. </w:t>
+      </w:r>
+      <w:r>
+        <w:rPr>
+          <w:rFonts w:hint="cs"/>
+          <w:rtl/>
+        </w:rPr>
+        <w:t>فماذا إذًا تتوقع وأنت تملأ قلبك طوال النهار بأمور أرضية (وليس لله مكان في أفكارك) ومن ثم تريد أن تخرج منه أمورًا سماوية؟ كل مَن هو سماوي في مشغولياته الأرضية، سيكون أقل عالميًا في مشغولياته السماوية. مؤمن وهو في سرير موته عبّر عن ذلك بصورة جميلة: "ما س</w:t>
+      </w:r>
+      <w:r>
+        <w:rPr>
+          <w:rFonts w:hint="cs"/>
+          <w:rtl/>
+        </w:rPr>
+        <w:t xml:space="preserve">وف يكون هو أني أستبدل مكان </w:t>
+      </w:r>
+      <w:r>
+        <w:rPr>
+          <w:rFonts w:hint="cs"/>
+          <w:rtl/>
+        </w:rPr>
+        <w:t>سكني</w:t>
+      </w:r>
+      <w:r>
+        <w:rPr>
+          <w:rFonts w:hint="cs"/>
+          <w:rtl/>
+        </w:rPr>
+        <w:t xml:space="preserve"> وليس شركتي."</w:t>
       </w:r>
     </w:p>
     <w:sectPr>
       <w:pgSz w:w="11906" w:h="16838"/>
       <w:pgMar w:top="1440" w:right="1440" w:bottom="1440" w:left="1440" w:header="708" w:footer="708" w:gutter="0"/>
       <w:cols w:space="708"/>
+      <w:bidi/>
+      <w:rtlGutter/>
       <w:docGrid w:linePitch="360"/>
     </w:sectPr>
   </w:body>
@@ -281,19 +335,21 @@
 </file>
 
 <file path=word/styles.xml><?xml version="1.0" encoding="utf-8"?>
-<w:styles xmlns:mc="http://schemas.openxmlformats.org/markup-compatibility/2006" xmlns:r="http://schemas.openxmlformats.org/officeDocument/2006/relationships" xmlns:w="http://schemas.openxmlformats.org/wordprocessingml/2006/main" xmlns:w14="http://schemas.microsoft.com/office/word/2010/wordml" xmlns:w15="http://schemas.microsoft.com/office/word/2012/wordml" xmlns:w16cex="http://schemas.microsoft.com/office/word/2018/wordml/cex" xmlns:w16cid="http://schemas.microsoft.com/office/word/2016/wordml/cid" xmlns:w16="http://schemas.microsoft.com/office/word/2018/wordml" xmlns:w16se="http://schemas.microsoft.com/office/word/2015/wordml/symex" mc:Ignorable="w14 w15 w16se w16cid w16 w16cex">
+<w:styles xmlns:mc="http://schemas.openxmlformats.org/markup-compatibility/2006" xmlns:r="http://schemas.openxmlformats.org/officeDocument/2006/relationships" xmlns:w="http://schemas.openxmlformats.org/wordprocessingml/2006/main" xmlns:w14="http://schemas.microsoft.com/office/word/2010/wordml" xmlns:w15="http://schemas.microsoft.com/office/word/2012/wordml" xmlns:w16cex="http://schemas.microsoft.com/office/word/2018/wordml/cex" xmlns:w16cid="http://schemas.microsoft.com/office/word/2016/wordml/cid" xmlns:w16="http://schemas.microsoft.com/office/word/2018/wordml" xmlns:w16sdtdh="http://schemas.microsoft.com/office/word/2020/wordml/sdtdatahash" xmlns:w16se="http://schemas.microsoft.com/office/word/2015/wordml/symex" mc:Ignorable="w14 w15 w16se w16cid w16 w16cex w16sdtdh">
   <w:docDefaults>
     <w:rPrDefault>
       <w:rPr>
-        <w:rFonts w:asciiTheme="minorHAnsi" w:eastAsiaTheme="minorHAnsi" w:hAnsiTheme="minorHAnsi" w:cstheme="minorBidi"/>
-        <w:sz w:val="22"/>
-        <w:szCs w:val="22"/>
-        <w:lang w:val="en-IL" w:eastAsia="en-US" w:bidi="ar-SA"/>
+        <w:rFonts w:ascii="Sakkal Majalla" w:eastAsiaTheme="minorHAnsi" w:hAnsi="Sakkal Majalla" w:cs="Sakkal Majalla"/>
+        <w:sz w:val="28"/>
+        <w:szCs w:val="28"/>
+        <w:lang w:val="en-US" w:eastAsia="en-US" w:bidi="he-IL"/>
       </w:rPr>
     </w:rPrDefault>
     <w:pPrDefault>
       <w:pPr>
+        <w:bidi/>
         <w:spacing w:after="160" w:line="259" w:lineRule="auto"/>
+        <w:jc w:val="both"/>
       </w:pPr>
     </w:pPrDefault>
   </w:docDefaults>
@@ -714,7 +770,7 @@
     <w:basedOn w:val="DefaultParagraphFont"/>
     <w:uiPriority w:val="99"/>
     <w:unhideWhenUsed/>
-    <w:rsid w:val="00900B43"/>
+    <w:rsid w:val="007C792B"/>
     <w:rPr>
       <w:color w:val="0563C1" w:themeColor="hyperlink"/>
       <w:u w:val="single"/>
@@ -726,7 +782,7 @@
     <w:uiPriority w:val="99"/>
     <w:semiHidden/>
     <w:unhideWhenUsed/>
-    <w:rsid w:val="00900B43"/>
+    <w:rsid w:val="007C792B"/>
     <w:rPr>
       <w:color w:val="605E5C"/>
       <w:shd w:val="clear" w:color="auto" w:fill="E1DFDD"/>
@@ -736,7 +792,7 @@
 </file>
 
 <file path=word/theme/theme1.xml><?xml version="1.0" encoding="utf-8"?>
-<a:theme xmlns:a="http://schemas.openxmlformats.org/drawingml/2006/main" name="ערכת נושא Office">
+<a:theme xmlns:a="http://schemas.openxmlformats.org/drawingml/2006/main" name="Office Theme">
   <a:themeElements>
     <a:clrScheme name="Office">
       <a:dk1>

--- a/docs/downloads/منوعات/تم/doc_0708.docx
+++ b/docs/downloads/منوعات/تم/doc_0708.docx
@@ -1,333 +1,364 @@
 
 <file path=word/document.xml><?xml version="1.0" encoding="utf-8"?>
-<w:document xmlns:wpc="http://schemas.microsoft.com/office/word/2010/wordprocessingCanvas" xmlns:cx="http://schemas.microsoft.com/office/drawing/2014/chartex" xmlns:cx1="http://schemas.microsoft.com/office/drawing/2015/9/8/chartex" xmlns:cx2="http://schemas.microsoft.com/office/drawing/2015/10/21/chartex" xmlns:cx3="http://schemas.microsoft.com/office/drawing/2016/5/9/chartex" xmlns:cx4="http://schemas.microsoft.com/office/drawing/2016/5/10/chartex" xmlns:cx5="http://schemas.microsoft.com/office/drawing/2016/5/11/chartex" xmlns:cx6="http://schemas.microsoft.com/office/drawing/2016/5/12/chartex" xmlns:cx7="http://schemas.microsoft.com/office/drawing/2016/5/13/chartex" xmlns:cx8="http://schemas.microsoft.com/office/drawing/2016/5/14/chartex" xmlns:mc="http://schemas.openxmlformats.org/markup-compatibility/2006" xmlns:aink="http://schemas.microsoft.com/office/drawing/2016/ink" xmlns:am3d="http://schemas.microsoft.com/office/drawing/2017/model3d" xmlns:o="urn:schemas-microsoft-com:office:office" xmlns:oel="http://schemas.microsoft.com/office/2019/extlst" xmlns:r="http://schemas.openxmlformats.org/officeDocument/2006/relationships" xmlns:m="http://schemas.openxmlformats.org/officeDocument/2006/math" xmlns:v="urn:schemas-microsoft-com:vml" xmlns:wp14="http://schemas.microsoft.com/office/word/2010/wordprocessingDrawing" xmlns:wp="http://schemas.openxmlformats.org/drawingml/2006/wordprocessingDrawing" xmlns:w10="urn:schemas-microsoft-com:office:word" xmlns:w="http://schemas.openxmlformats.org/wordprocessingml/2006/main" xmlns:w14="http://schemas.microsoft.com/office/word/2010/wordml" xmlns:w15="http://schemas.microsoft.com/office/word/2012/wordml" xmlns:w16cex="http://schemas.microsoft.com/office/word/2018/wordml/cex" xmlns:w16cid="http://schemas.microsoft.com/office/word/2016/wordml/cid" xmlns:w16="http://schemas.microsoft.com/office/word/2018/wordml" xmlns:w16sdtdh="http://schemas.microsoft.com/office/word/2020/wordml/sdtdatahash" xmlns:w16se="http://schemas.microsoft.com/office/word/2015/wordml/symex" xmlns:wpg="http://schemas.microsoft.com/office/word/2010/wordprocessingGroup" xmlns:wpi="http://schemas.microsoft.com/office/word/2010/wordprocessingInk" xmlns:wne="http://schemas.microsoft.com/office/word/2006/wordml" xmlns:wps="http://schemas.microsoft.com/office/word/2010/wordprocessingShape" mc:Ignorable="w14 w15 w16se w16cid w16 w16cex w16sdtdh wp14">
+<w:document xmlns:wpc="http://schemas.microsoft.com/office/word/2010/wordprocessingCanvas" xmlns:cx="http://schemas.microsoft.com/office/drawing/2014/chartex" xmlns:cx1="http://schemas.microsoft.com/office/drawing/2015/9/8/chartex" xmlns:cx2="http://schemas.microsoft.com/office/drawing/2015/10/21/chartex" xmlns:cx3="http://schemas.microsoft.com/office/drawing/2016/5/9/chartex" xmlns:cx4="http://schemas.microsoft.com/office/drawing/2016/5/10/chartex" xmlns:cx5="http://schemas.microsoft.com/office/drawing/2016/5/11/chartex" xmlns:cx6="http://schemas.microsoft.com/office/drawing/2016/5/12/chartex" xmlns:cx7="http://schemas.microsoft.com/office/drawing/2016/5/13/chartex" xmlns:cx8="http://schemas.microsoft.com/office/drawing/2016/5/14/chartex" xmlns:mc="http://schemas.openxmlformats.org/markup-compatibility/2006" xmlns:aink="http://schemas.microsoft.com/office/drawing/2016/ink" xmlns:am3d="http://schemas.microsoft.com/office/drawing/2017/model3d" xmlns:o="urn:schemas-microsoft-com:office:office" xmlns:r="http://schemas.openxmlformats.org/officeDocument/2006/relationships" xmlns:m="http://schemas.openxmlformats.org/officeDocument/2006/math" xmlns:v="urn:schemas-microsoft-com:vml" xmlns:wp14="http://schemas.microsoft.com/office/word/2010/wordprocessingDrawing" xmlns:wp="http://schemas.openxmlformats.org/drawingml/2006/wordprocessingDrawing" xmlns:w10="urn:schemas-microsoft-com:office:word" xmlns:w="http://schemas.openxmlformats.org/wordprocessingml/2006/main" xmlns:w14="http://schemas.microsoft.com/office/word/2010/wordml" xmlns:w15="http://schemas.microsoft.com/office/word/2012/wordml" xmlns:w16cex="http://schemas.microsoft.com/office/word/2018/wordml/cex" xmlns:w16cid="http://schemas.microsoft.com/office/word/2016/wordml/cid" xmlns:w16="http://schemas.microsoft.com/office/word/2018/wordml" xmlns:w16se="http://schemas.microsoft.com/office/word/2015/wordml/symex" xmlns:wpg="http://schemas.microsoft.com/office/word/2010/wordprocessingGroup" xmlns:wpi="http://schemas.microsoft.com/office/word/2010/wordprocessingInk" xmlns:wne="http://schemas.microsoft.com/office/word/2006/wordml" xmlns:wps="http://schemas.microsoft.com/office/word/2010/wordprocessingShape" mc:Ignorable="w14 w15 w16se w16cid w16 w16cex wp14">
+  <w:background w:color="E2EFD9" w:themeColor="accent6" w:themeTint="33"/>
   <w:body>
     <w:p>
       <w:pPr>
-        <w:rPr>
+        <w:bidi/>
+        <w:jc w:val="center"/>
+        <w:rPr>
+          <w:rFonts w:ascii="Sakkal Majalla" w:hAnsi="Sakkal Majalla" w:cs="Sakkal Majalla"/>
+          <w:b/>
+          <w:bCs/>
+          <w:sz w:val="54"/>
+          <w:szCs w:val="54"/>
           <w:rtl/>
         </w:rPr>
       </w:pPr>
-      <w:hyperlink r:id="rId4" w:history="1">
-        <w:r>
-          <w:rPr>
-            <w:rStyle w:val="Hyperlink"/>
-            <w:rFonts w:hint="cs"/>
-            <w:rtl/>
-          </w:rPr>
-          <w:t>الصلاة – متى نصلي؟</w:t>
-        </w:r>
-      </w:hyperlink>
+      <w:r>
+        <w:rPr>
+          <w:rFonts w:ascii="Sakkal Majalla" w:hAnsi="Sakkal Majalla" w:cs="Sakkal Majalla"/>
+          <w:b/>
+          <w:bCs/>
+          <w:sz w:val="54"/>
+          <w:szCs w:val="54"/>
+          <w:rtl/>
+        </w:rPr>
+        <w:fldChar w:fldCharType="begin"/>
+      </w:r>
+      <w:r>
+        <w:rPr>
+          <w:rFonts w:ascii="Sakkal Majalla" w:hAnsi="Sakkal Majalla" w:cs="Sakkal Majalla"/>
+          <w:b/>
+          <w:bCs/>
+          <w:sz w:val="54"/>
+          <w:szCs w:val="54"/>
+          <w:rtl/>
+        </w:rPr>
+        <w:instrText xml:space="preserve"> </w:instrText>
+      </w:r>
+      <w:r>
+        <w:rPr>
+          <w:rFonts w:ascii="Sakkal Majalla" w:hAnsi="Sakkal Majalla" w:cs="Sakkal Majalla"/>
+          <w:b/>
+          <w:bCs/>
+          <w:sz w:val="54"/>
+          <w:szCs w:val="54"/>
+        </w:rPr>
+        <w:instrText>HYPERLINK</w:instrText>
+      </w:r>
+      <w:r>
+        <w:rPr>
+          <w:rFonts w:ascii="Sakkal Majalla" w:hAnsi="Sakkal Majalla" w:cs="Sakkal Majalla"/>
+          <w:b/>
+          <w:bCs/>
+          <w:sz w:val="54"/>
+          <w:szCs w:val="54"/>
+          <w:rtl/>
+        </w:rPr>
+        <w:instrText xml:space="preserve"> "</w:instrText>
+      </w:r>
+      <w:r>
+        <w:rPr>
+          <w:rFonts w:ascii="Sakkal Majalla" w:hAnsi="Sakkal Majalla" w:cs="Sakkal Majalla"/>
+          <w:b/>
+          <w:bCs/>
+          <w:sz w:val="54"/>
+          <w:szCs w:val="54"/>
+        </w:rPr>
+        <w:instrText>https://www.bibelstudium.de/articles/1535/gebet-erhoerte-gebete.html</w:instrText>
+      </w:r>
+      <w:r>
+        <w:rPr>
+          <w:rFonts w:ascii="Sakkal Majalla" w:hAnsi="Sakkal Majalla" w:cs="Sakkal Majalla"/>
+          <w:b/>
+          <w:bCs/>
+          <w:sz w:val="54"/>
+          <w:szCs w:val="54"/>
+          <w:rtl/>
+        </w:rPr>
+        <w:instrText xml:space="preserve">" </w:instrText>
+      </w:r>
+      <w:r>
+        <w:rPr>
+          <w:rFonts w:ascii="Sakkal Majalla" w:hAnsi="Sakkal Majalla" w:cs="Sakkal Majalla"/>
+          <w:b/>
+          <w:bCs/>
+          <w:sz w:val="54"/>
+          <w:szCs w:val="54"/>
+          <w:rtl/>
+        </w:rPr>
+      </w:r>
+      <w:r>
+        <w:rPr>
+          <w:rFonts w:ascii="Sakkal Majalla" w:hAnsi="Sakkal Majalla" w:cs="Sakkal Majalla"/>
+          <w:b/>
+          <w:bCs/>
+          <w:sz w:val="54"/>
+          <w:szCs w:val="54"/>
+          <w:rtl/>
+        </w:rPr>
+        <w:fldChar w:fldCharType="separate"/>
+      </w:r>
+      <w:r>
+        <w:rPr>
+          <w:rStyle w:val="Hyperlink"/>
+          <w:rFonts w:ascii="Sakkal Majalla" w:hAnsi="Sakkal Majalla" w:cs="Sakkal Majalla" w:hint="cs"/>
+          <w:b/>
+          <w:bCs/>
+          <w:sz w:val="54"/>
+          <w:szCs w:val="54"/>
+          <w:rtl/>
+        </w:rPr>
+        <w:t>الصلاة – صلوات مستجابة</w:t>
+      </w:r>
+      <w:r>
+        <w:rPr>
+          <w:rFonts w:ascii="Sakkal Majalla" w:hAnsi="Sakkal Majalla" w:cs="Sakkal Majalla"/>
+          <w:b/>
+          <w:bCs/>
+          <w:sz w:val="54"/>
+          <w:szCs w:val="54"/>
+          <w:rtl/>
+        </w:rPr>
+        <w:fldChar w:fldCharType="end"/>
+      </w:r>
     </w:p>
     <w:p>
       <w:pPr>
-        <w:rPr>
+        <w:bidi/>
+        <w:jc w:val="both"/>
+        <w:rPr>
+          <w:rFonts w:ascii="Sakkal Majalla" w:hAnsi="Sakkal Majalla" w:cs="Sakkal Majalla"/>
+          <w:b/>
+          <w:bCs/>
+          <w:sz w:val="54"/>
+          <w:szCs w:val="54"/>
           <w:rtl/>
         </w:rPr>
       </w:pPr>
       <w:r>
         <w:rPr>
-          <w:rFonts w:hint="cs"/>
-          <w:rtl/>
-        </w:rPr>
-        <w:t>أفسس 6: 18</w:t>
-      </w:r>
+          <w:rFonts w:ascii="Sakkal Majalla" w:hAnsi="Sakkal Majalla" w:cs="Sakkal Majalla"/>
+          <w:b/>
+          <w:bCs/>
+          <w:sz w:val="54"/>
+          <w:szCs w:val="54"/>
+        </w:rPr>
+        <w:t xml:space="preserve">William </w:t>
+      </w:r>
+      <w:proofErr w:type="spellStart"/>
+      <w:r>
+        <w:rPr>
+          <w:rFonts w:ascii="Sakkal Majalla" w:hAnsi="Sakkal Majalla" w:cs="Sakkal Majalla"/>
+          <w:b/>
+          <w:bCs/>
+          <w:sz w:val="54"/>
+          <w:szCs w:val="54"/>
+        </w:rPr>
+        <w:t>Gurnall</w:t>
+      </w:r>
+      <w:proofErr w:type="spellEnd"/>
     </w:p>
     <w:p>
       <w:pPr>
-        <w:bidi w:val="0"/>
-        <w:rPr>
+        <w:bidi/>
+        <w:jc w:val="both"/>
+        <w:rPr>
+          <w:rFonts w:ascii="Sakkal Majalla" w:hAnsi="Sakkal Majalla" w:cs="Sakkal Majalla"/>
+          <w:b/>
+          <w:bCs/>
+          <w:color w:val="FF0000"/>
+          <w:sz w:val="54"/>
+          <w:szCs w:val="54"/>
           <w:rtl/>
         </w:rPr>
       </w:pPr>
       <w:r>
-        <w:t>William Gurnall</w:t>
+        <w:rPr>
+          <w:rFonts w:ascii="Sakkal Majalla" w:hAnsi="Sakkal Majalla" w:cs="Sakkal Majalla" w:hint="cs"/>
+          <w:b/>
+          <w:bCs/>
+          <w:color w:val="FF0000"/>
+          <w:sz w:val="54"/>
+          <w:szCs w:val="54"/>
+          <w:rtl/>
+        </w:rPr>
+        <w:t>مزمور 145: 19؛ مزمور 138: 3</w:t>
       </w:r>
     </w:p>
     <w:p>
       <w:pPr>
-        <w:rPr>
+        <w:bidi/>
+        <w:jc w:val="both"/>
+        <w:rPr>
+          <w:rFonts w:ascii="Sakkal Majalla" w:hAnsi="Sakkal Majalla" w:cs="Sakkal Majalla"/>
+          <w:sz w:val="54"/>
+          <w:szCs w:val="54"/>
           <w:rtl/>
         </w:rPr>
       </w:pPr>
       <w:r>
         <w:rPr>
-          <w:rFonts w:hint="cs"/>
-          <w:rtl/>
-        </w:rPr>
-        <w:t xml:space="preserve">الصلاة في وقت الضيق. حتى وإن كانت الصلاة ليست نعمة عابرة للحفاظ على الحياة إلا أنه سيكون لها تأثير قوي بأن تحفظ القلب حيًا عند </w:t>
-      </w:r>
-      <w:r>
-        <w:rPr>
-          <w:rFonts w:hint="cs"/>
-          <w:rtl/>
-        </w:rPr>
-        <w:t>انتهائه</w:t>
-      </w:r>
-      <w:r>
-        <w:rPr>
-          <w:rFonts w:hint="cs"/>
-          <w:rtl/>
-        </w:rPr>
-        <w:t xml:space="preserve">. عندما يُدفَن ما يمتلكه الإنسان وثقته معًا في ذات القبر فهو أمر مؤسف حقًا. لا أحد يحتمل خسارة فرح بصبر مثل مَن تدرب جيدًا في الصلاة </w:t>
-      </w:r>
-      <w:r>
-        <w:rPr>
-          <w:rFonts w:hint="cs"/>
-          <w:rtl/>
-        </w:rPr>
-        <w:t>في حال وجوده</w:t>
-      </w:r>
-      <w:r>
-        <w:rPr>
-          <w:rFonts w:hint="cs"/>
-          <w:rtl/>
-        </w:rPr>
-        <w:t xml:space="preserve">. </w:t>
-      </w:r>
-      <w:r>
-        <w:rPr>
-          <w:rFonts w:hint="cs"/>
-          <w:rtl/>
-        </w:rPr>
-        <w:t>كلما أكثر د</w:t>
-      </w:r>
-      <w:r>
-        <w:rPr>
-          <w:rFonts w:hint="cs"/>
-          <w:rtl/>
-        </w:rPr>
-        <w:t>ا</w:t>
-      </w:r>
-      <w:r>
-        <w:rPr>
-          <w:rFonts w:hint="cs"/>
-          <w:rtl/>
-        </w:rPr>
-        <w:t>ود صلاته من أجل طفله وهو على قيد الحياة كلما كانت دموعه أقل من التي ذرفها حينما مات.</w:t>
+          <w:rFonts w:ascii="Sakkal Majalla" w:hAnsi="Sakkal Majalla" w:cs="Sakkal Majalla" w:hint="cs"/>
+          <w:sz w:val="54"/>
+          <w:szCs w:val="54"/>
+          <w:rtl/>
+        </w:rPr>
+        <w:t xml:space="preserve">لقد تكلّف الله استجابة صلوات شعبه وأن يتمم رغبة متقيه (مزمور 145: 19). لكن كثيرًا ما يبدو أنه طريق طويل إلى أن يحصل المؤمن المصلّي على مردوده. كثيرًا ما يتخلل شتاء قاسٍ ما بين بحار الصلاة والحصاد. صحيح أنه يسمعنا حال تقدمنا بالصلاة، ولكن كثيرًا ما لا نسمع منه سريعًا. طريق الصلوات إلى السماء ليس طويلاً، أما استجابتها من السماء فطريقها فعلاً طويل. ولكن لم تذهب أي صلاة مليئة بالإيمان </w:t>
+      </w:r>
+      <w:r>
+        <w:rPr>
+          <w:rFonts w:ascii="Sakkal Majalla" w:hAnsi="Sakkal Majalla" w:cs="Sakkal Majalla" w:hint="cs"/>
+          <w:sz w:val="54"/>
+          <w:szCs w:val="54"/>
+          <w:rtl/>
+        </w:rPr>
+        <w:t>سُدًى</w:t>
+      </w:r>
+      <w:r>
+        <w:rPr>
+          <w:rFonts w:ascii="Sakkal Majalla" w:hAnsi="Sakkal Majalla" w:cs="Sakkal Majalla" w:hint="cs"/>
+          <w:sz w:val="54"/>
+          <w:szCs w:val="54"/>
+          <w:rtl/>
+        </w:rPr>
+        <w:t xml:space="preserve">. إنه لا يوجد أي تاجر يتعامل بمثل هذا اليقين كالمؤمن المصلي. بعض الصلوات طريق رحلتها أطول من غيرها، </w:t>
+      </w:r>
+      <w:r>
+        <w:rPr>
+          <w:rFonts w:ascii="Sakkal Majalla" w:hAnsi="Sakkal Majalla" w:cs="Sakkal Majalla" w:hint="cs"/>
+          <w:sz w:val="54"/>
+          <w:szCs w:val="54"/>
+          <w:rtl/>
+        </w:rPr>
+        <w:t>ولكنها أخيرًا تأتي محملة بالخيرات.</w:t>
       </w:r>
     </w:p>
     <w:p>
       <w:pPr>
-        <w:rPr>
+        <w:bidi/>
+        <w:jc w:val="both"/>
+        <w:rPr>
+          <w:rFonts w:ascii="Sakkal Majalla" w:hAnsi="Sakkal Majalla" w:cs="Sakkal Majalla"/>
+          <w:sz w:val="54"/>
+          <w:szCs w:val="54"/>
           <w:rtl/>
         </w:rPr>
       </w:pPr>
       <w:r>
         <w:rPr>
-          <w:rFonts w:hint="cs"/>
-          <w:rtl/>
-        </w:rPr>
-        <w:t xml:space="preserve">الصلاة في السلامة. الصلاة ليست رداء شتوي. صحيح أنه لا بد من ارتدائه في الشتاء، لكن لا يجوز خلعه في صيف السلامة. إن رأيت أحدًا يصلي، يجب أن تنتظر إلى أن تُبرق وتُرعد وتأتي العاصفة. </w:t>
-      </w:r>
-      <w:r>
-        <w:rPr>
-          <w:rFonts w:hint="cs"/>
-          <w:rtl/>
-        </w:rPr>
-        <w:t>صلّي في السلامة، حتما يكون لك تقدّم إن صلّيت في الصعوبات. اعترف بالله الآن لكيما يعترف بك عن</w:t>
-      </w:r>
-      <w:r>
-        <w:rPr>
-          <w:rFonts w:hint="cs"/>
-          <w:rtl/>
-        </w:rPr>
-        <w:t>د</w:t>
-      </w:r>
-      <w:r>
-        <w:rPr>
-          <w:rFonts w:hint="cs"/>
-          <w:rtl/>
-        </w:rPr>
-        <w:t>ذاك</w:t>
-      </w:r>
-      <w:r>
-        <w:rPr>
-          <w:rFonts w:hint="cs"/>
-          <w:rtl/>
-        </w:rPr>
-        <w:t>. هل سيكون الصديق مرحب به الذي يحدد زيارته لنا فقط إن أراد بأن يستعير شي</w:t>
-      </w:r>
-      <w:r>
-        <w:rPr>
-          <w:rFonts w:hint="cs"/>
-          <w:rtl/>
-        </w:rPr>
-        <w:t>ئًا ما</w:t>
-      </w:r>
-      <w:r>
-        <w:rPr>
-          <w:rFonts w:hint="cs"/>
-          <w:rtl/>
-        </w:rPr>
-        <w:t>؟ صلّي في السلامة كيلا تسقط وأنت فيها. السلامة ليست صديق في ذاكرتنا، ولذا لنا كثيرًا الإنذار، أن نتنبه</w:t>
-      </w:r>
-      <w:r>
-        <w:rPr>
-          <w:rFonts w:hint="cs"/>
-          <w:rtl/>
-        </w:rPr>
-        <w:t xml:space="preserve"> عندما نكون ميسوري الحال </w:t>
-      </w:r>
-      <w:r>
-        <w:rPr>
-          <w:rFonts w:hint="cs"/>
-          <w:rtl/>
-        </w:rPr>
-        <w:t>لئلا</w:t>
-      </w:r>
-      <w:r>
-        <w:rPr>
-          <w:rFonts w:hint="cs"/>
-          <w:rtl/>
-        </w:rPr>
-        <w:t xml:space="preserve"> ننسى الله. في الكتاب يمكنك أن ترى بأن المؤمنين كان لهم أسوأ سقوط عندما كانوا على أكثر أرضية مستوية. نوح</w:t>
-      </w:r>
-      <w:r>
-        <w:rPr>
-          <w:rFonts w:hint="cs"/>
-          <w:rtl/>
-        </w:rPr>
-        <w:t xml:space="preserve">، </w:t>
-      </w:r>
-      <w:r>
-        <w:rPr>
-          <w:rFonts w:hint="cs"/>
-          <w:rtl/>
-        </w:rPr>
-        <w:t xml:space="preserve">مَن رأى كيف كل العالم غرق تحت الماء لم يكن له أمان على الأرض حينما سكر بالـ "الخمر". قلب داود كان ثابتًا حينما كان في البرية، لكن عينه </w:t>
-      </w:r>
-      <w:r>
-        <w:rPr>
-          <w:rFonts w:hint="cs"/>
-          <w:rtl/>
-        </w:rPr>
-        <w:t>الشهوانية هامت وجالت حينما كان على شرفة قصره.</w:t>
+          <w:rFonts w:ascii="Sakkal Majalla" w:hAnsi="Sakkal Majalla" w:cs="Sakkal Majalla" w:hint="cs"/>
+          <w:sz w:val="54"/>
+          <w:szCs w:val="54"/>
+          <w:rtl/>
+        </w:rPr>
+        <w:t xml:space="preserve">أحيانًا </w:t>
+      </w:r>
+      <w:r>
+        <w:rPr>
+          <w:rFonts w:ascii="Sakkal Majalla" w:hAnsi="Sakkal Majalla" w:cs="Sakkal Majalla" w:hint="cs"/>
+          <w:sz w:val="54"/>
+          <w:szCs w:val="54"/>
+          <w:rtl/>
+        </w:rPr>
+        <w:t xml:space="preserve">أيضًا </w:t>
+      </w:r>
+      <w:r>
+        <w:rPr>
+          <w:rFonts w:ascii="Sakkal Majalla" w:hAnsi="Sakkal Majalla" w:cs="Sakkal Majalla" w:hint="cs"/>
+          <w:sz w:val="54"/>
+          <w:szCs w:val="54"/>
+          <w:rtl/>
+        </w:rPr>
+        <w:t>نحن نحصل على استجابة سريعة: "</w:t>
+      </w:r>
+      <w:r>
+        <w:rPr>
+          <w:rFonts w:ascii="Sakkal Majalla" w:hAnsi="Sakkal Majalla" w:cs="Sakkal Majalla"/>
+          <w:sz w:val="54"/>
+          <w:szCs w:val="54"/>
+          <w:rtl/>
+        </w:rPr>
+        <w:t>فِي يَوْمَ دَعَوْتُكَ أَجَبْتَنِي</w:t>
+      </w:r>
+      <w:r>
+        <w:rPr>
+          <w:rFonts w:ascii="Sakkal Majalla" w:hAnsi="Sakkal Majalla" w:cs="Sakkal Majalla" w:hint="cs"/>
+          <w:sz w:val="54"/>
+          <w:szCs w:val="54"/>
+          <w:rtl/>
+        </w:rPr>
+        <w:t>" (مزمور 138: 3). وبينما كانت الكنيسة واقفة على باب الله مصلية من أجل إطلاق سراح بطرس، كان بطرس واقفًا على بابها، ليقول لهم بأن صلواتهم قد استُجيبت.</w:t>
       </w:r>
     </w:p>
     <w:p>
       <w:pPr>
-        <w:rPr>
+        <w:bidi/>
+        <w:jc w:val="both"/>
+        <w:rPr>
+          <w:rFonts w:ascii="Sakkal Majalla" w:hAnsi="Sakkal Majalla" w:cs="Sakkal Majalla"/>
+          <w:sz w:val="54"/>
+          <w:szCs w:val="54"/>
           <w:rtl/>
         </w:rPr>
       </w:pPr>
       <w:r>
         <w:rPr>
-          <w:rFonts w:hint="cs"/>
-          <w:rtl/>
-        </w:rPr>
-        <w:t>صلاة الصباح وصلاة المساء. الصلاة لا بد وأن تفتتح الصباح وتختم المساء. إننا لا نظهر بأننا مسيحيين إن لم نفتح عيوننا بصلاة، إن</w:t>
-      </w:r>
-      <w:r>
-        <w:rPr>
-          <w:rFonts w:hint="cs"/>
-          <w:rtl/>
-        </w:rPr>
-        <w:t xml:space="preserve"> لم</w:t>
-      </w:r>
-      <w:r>
-        <w:rPr>
-          <w:rFonts w:hint="cs"/>
-          <w:rtl/>
-        </w:rPr>
-        <w:t xml:space="preserve"> </w:t>
-      </w:r>
-      <w:r>
-        <w:rPr>
-          <w:rFonts w:hint="cs"/>
-          <w:rtl/>
-        </w:rPr>
-        <w:t>نستيقظ</w:t>
-      </w:r>
-      <w:r>
-        <w:rPr>
-          <w:rFonts w:hint="cs"/>
-          <w:rtl/>
-        </w:rPr>
-        <w:t xml:space="preserve"> </w:t>
-      </w:r>
-      <w:r>
-        <w:rPr>
-          <w:rFonts w:hint="cs"/>
-          <w:rtl/>
-        </w:rPr>
-        <w:t>ونغمضها</w:t>
-      </w:r>
-      <w:r>
-        <w:rPr>
-          <w:rFonts w:hint="cs"/>
-          <w:rtl/>
-        </w:rPr>
-        <w:t xml:space="preserve"> عند ذهابنا للنوم</w:t>
-      </w:r>
-      <w:r>
-        <w:rPr>
-          <w:rtl/>
-        </w:rPr>
-        <w:t xml:space="preserve"> </w:t>
-      </w:r>
-      <w:r>
-        <w:rPr>
-          <w:rtl/>
-        </w:rPr>
-        <w:t>بذات المفتاح</w:t>
-      </w:r>
-      <w:r>
-        <w:rPr>
-          <w:rFonts w:hint="cs"/>
-          <w:rtl/>
-        </w:rPr>
-        <w:t>. ما عدا ذلك يجوز لك أن تصلي قدر ما تشاء.</w:t>
+          <w:rFonts w:ascii="Sakkal Majalla" w:hAnsi="Sakkal Majalla" w:cs="Sakkal Majalla" w:hint="cs"/>
+          <w:sz w:val="54"/>
+          <w:szCs w:val="54"/>
+          <w:rtl/>
+        </w:rPr>
+        <w:t xml:space="preserve">أفكار منتخبة من </w:t>
+      </w:r>
+      <w:proofErr w:type="spellStart"/>
+      <w:r>
+        <w:rPr>
+          <w:rFonts w:ascii="Sakkal Majalla" w:hAnsi="Sakkal Majalla" w:cs="Sakkal Majalla" w:hint="cs"/>
+          <w:sz w:val="54"/>
+          <w:szCs w:val="54"/>
+          <w:rtl/>
+        </w:rPr>
+        <w:t>هملتون</w:t>
+      </w:r>
+      <w:proofErr w:type="spellEnd"/>
+      <w:r>
+        <w:rPr>
+          <w:rFonts w:ascii="Sakkal Majalla" w:hAnsi="Sakkal Majalla" w:cs="Sakkal Majalla" w:hint="cs"/>
+          <w:sz w:val="54"/>
+          <w:szCs w:val="54"/>
+          <w:rtl/>
+        </w:rPr>
+        <w:t xml:space="preserve"> سميث.</w:t>
       </w:r>
     </w:p>
     <w:p>
       <w:pPr>
-        <w:rPr>
-          <w:rFonts w:hint="cs"/>
+        <w:bidi/>
+        <w:jc w:val="center"/>
+        <w:rPr>
+          <w:rFonts w:ascii="Sakkal Majalla" w:hAnsi="Sakkal Majalla" w:cs="Sakkal Majalla"/>
+          <w:sz w:val="54"/>
+          <w:szCs w:val="54"/>
+          <w:rtl/>
         </w:rPr>
       </w:pPr>
       <w:r>
         <w:rPr>
-          <w:rFonts w:hint="cs"/>
-          <w:rtl/>
-        </w:rPr>
-        <w:t xml:space="preserve">إن أردت نارًا لذبيحتك المسائية، فاهتم بأن لا ينطفئ ما قد أصبح على مذبحك. بما تملأ به جرتك هذا ما ستسكبه أيضًا. إن وضعت فيها ماء فلن تستقي منها خمرًا، إلا بأعجوبة. </w:t>
-      </w:r>
-      <w:r>
-        <w:rPr>
-          <w:rFonts w:hint="cs"/>
-          <w:rtl/>
-        </w:rPr>
-        <w:t>فماذا إذًا تتوقع وأنت تملأ قلبك طوال النهار بأمور أرضية (وليس لله مكان في أفكارك) ومن ثم تريد أن تخرج منه أمورًا سماوية؟ كل مَن هو سماوي في مشغولياته الأرضية، سيكون أقل عالميًا في مشغولياته السماوية. مؤمن وهو في سرير موته عبّر عن ذلك بصورة جميلة: "ما س</w:t>
-      </w:r>
-      <w:r>
-        <w:rPr>
-          <w:rFonts w:hint="cs"/>
-          <w:rtl/>
-        </w:rPr>
-        <w:t xml:space="preserve">وف يكون هو أني أستبدل مكان </w:t>
-      </w:r>
-      <w:r>
-        <w:rPr>
-          <w:rFonts w:hint="cs"/>
-          <w:rtl/>
-        </w:rPr>
-        <w:t>سكني</w:t>
-      </w:r>
-      <w:r>
-        <w:rPr>
-          <w:rFonts w:hint="cs"/>
-          <w:rtl/>
-        </w:rPr>
-        <w:t xml:space="preserve"> وليس شركتي."</w:t>
+          <w:rFonts w:ascii="Sakkal Majalla" w:hAnsi="Sakkal Majalla" w:cs="Sakkal Majalla" w:hint="cs"/>
+          <w:sz w:val="54"/>
+          <w:szCs w:val="54"/>
+          <w:rtl/>
+        </w:rPr>
+        <w:t>-تم-</w:t>
       </w:r>
     </w:p>
     <w:sectPr>
       <w:pgSz w:w="11906" w:h="16838"/>
-      <w:pgMar w:top="1440" w:right="1440" w:bottom="1440" w:left="1440" w:header="708" w:footer="708" w:gutter="0"/>
+      <w:pgMar w:top="720" w:right="720" w:bottom="720" w:left="720" w:header="708" w:footer="708" w:gutter="0"/>
       <w:cols w:space="708"/>
-      <w:bidi/>
-      <w:rtlGutter/>
       <w:docGrid w:linePitch="360"/>
     </w:sectPr>
   </w:body>
@@ -335,21 +366,19 @@
 </file>
 
 <file path=word/styles.xml><?xml version="1.0" encoding="utf-8"?>
-<w:styles xmlns:mc="http://schemas.openxmlformats.org/markup-compatibility/2006" xmlns:r="http://schemas.openxmlformats.org/officeDocument/2006/relationships" xmlns:w="http://schemas.openxmlformats.org/wordprocessingml/2006/main" xmlns:w14="http://schemas.microsoft.com/office/word/2010/wordml" xmlns:w15="http://schemas.microsoft.com/office/word/2012/wordml" xmlns:w16cex="http://schemas.microsoft.com/office/word/2018/wordml/cex" xmlns:w16cid="http://schemas.microsoft.com/office/word/2016/wordml/cid" xmlns:w16="http://schemas.microsoft.com/office/word/2018/wordml" xmlns:w16sdtdh="http://schemas.microsoft.com/office/word/2020/wordml/sdtdatahash" xmlns:w16se="http://schemas.microsoft.com/office/word/2015/wordml/symex" mc:Ignorable="w14 w15 w16se w16cid w16 w16cex w16sdtdh">
+<w:styles xmlns:mc="http://schemas.openxmlformats.org/markup-compatibility/2006" xmlns:r="http://schemas.openxmlformats.org/officeDocument/2006/relationships" xmlns:w="http://schemas.openxmlformats.org/wordprocessingml/2006/main" xmlns:w14="http://schemas.microsoft.com/office/word/2010/wordml" xmlns:w15="http://schemas.microsoft.com/office/word/2012/wordml" xmlns:w16cex="http://schemas.microsoft.com/office/word/2018/wordml/cex" xmlns:w16cid="http://schemas.microsoft.com/office/word/2016/wordml/cid" xmlns:w16="http://schemas.microsoft.com/office/word/2018/wordml" xmlns:w16se="http://schemas.microsoft.com/office/word/2015/wordml/symex" mc:Ignorable="w14 w15 w16se w16cid w16 w16cex">
   <w:docDefaults>
     <w:rPrDefault>
       <w:rPr>
-        <w:rFonts w:ascii="Sakkal Majalla" w:eastAsiaTheme="minorHAnsi" w:hAnsi="Sakkal Majalla" w:cs="Sakkal Majalla"/>
-        <w:sz w:val="28"/>
-        <w:szCs w:val="28"/>
-        <w:lang w:val="en-US" w:eastAsia="en-US" w:bidi="he-IL"/>
+        <w:rFonts w:asciiTheme="minorHAnsi" w:eastAsiaTheme="minorHAnsi" w:hAnsiTheme="minorHAnsi" w:cstheme="minorBidi"/>
+        <w:sz w:val="22"/>
+        <w:szCs w:val="22"/>
+        <w:lang w:val="en-IL" w:eastAsia="en-US" w:bidi="ar-SA"/>
       </w:rPr>
     </w:rPrDefault>
     <w:pPrDefault>
       <w:pPr>
-        <w:bidi/>
         <w:spacing w:after="160" w:line="259" w:lineRule="auto"/>
-        <w:jc w:val="both"/>
       </w:pPr>
     </w:pPrDefault>
   </w:docDefaults>
@@ -770,7 +799,7 @@
     <w:basedOn w:val="DefaultParagraphFont"/>
     <w:uiPriority w:val="99"/>
     <w:unhideWhenUsed/>
-    <w:rsid w:val="007C792B"/>
+    <w:rsid w:val="00965CC1"/>
     <w:rPr>
       <w:color w:val="0563C1" w:themeColor="hyperlink"/>
       <w:u w:val="single"/>
@@ -782,7 +811,7 @@
     <w:uiPriority w:val="99"/>
     <w:semiHidden/>
     <w:unhideWhenUsed/>
-    <w:rsid w:val="007C792B"/>
+    <w:rsid w:val="00965CC1"/>
     <w:rPr>
       <w:color w:val="605E5C"/>
       <w:shd w:val="clear" w:color="auto" w:fill="E1DFDD"/>
@@ -792,7 +821,7 @@
 </file>
 
 <file path=word/theme/theme1.xml><?xml version="1.0" encoding="utf-8"?>
-<a:theme xmlns:a="http://schemas.openxmlformats.org/drawingml/2006/main" name="Office Theme">
+<a:theme xmlns:a="http://schemas.openxmlformats.org/drawingml/2006/main" name="ערכת נושא Office">
   <a:themeElements>
     <a:clrScheme name="Office">
       <a:dk1>
@@ -1084,4 +1113,16 @@
     </a:ext>
   </a:extLst>
 </a:theme>
+</file>
+
+<file path=customXml/item1.xml><?xml version="1.0" encoding="utf-8"?>
+<b:Sources xmlns:b="http://schemas.openxmlformats.org/officeDocument/2006/bibliography" xmlns="http://schemas.openxmlformats.org/officeDocument/2006/bibliography" SelectedStyle="\APASixthEditionOfficeOnline.xsl" StyleName="APA" Version="6"/>
+</file>
+
+<file path=customXml/itemProps1.xml><?xml version="1.0" encoding="utf-8"?>
+<ds:datastoreItem xmlns:ds="http://schemas.openxmlformats.org/officeDocument/2006/customXml" ds:itemID="{35763304-4BAE-4E0D-9C4E-D22C748D1D6A}">
+  <ds:schemaRefs>
+    <ds:schemaRef ds:uri="http://schemas.openxmlformats.org/officeDocument/2006/bibliography"/>
+  </ds:schemaRefs>
+</ds:datastoreItem>
 </file>